--- a/public/training/harden-baseline/SecureByDesign-harden-baseline-Workbook.docx
+++ b/public/training/harden-baseline/SecureByDesign-harden-baseline-Workbook.docx
@@ -11,7 +11,7 @@
           <wp:inline distT="0" distB="0" distL="0" distR="0">
             <wp:extent cx="495300" cy="495300"/>
             <wp:effectExtent t="0" r="0" b="0" l="0"/>
-            <wp:docPr id="1" name="" descr="" title=""/>
+            <wp:docPr id="1" name="" descr="Secure By Design logo" title=""/>
             <wp:cNvGraphicFramePr>
               <a:graphicFrameLocks xmlns:a="http://schemas.openxmlformats.org/drawingml/2006/main" noChangeAspect="1"/>
             </wp:cNvGraphicFramePr>
@@ -19,7 +19,7 @@
               <a:graphicData uri="http://schemas.openxmlformats.org/drawingml/2006/picture">
                 <pic:pic xmlns:pic="http://schemas.openxmlformats.org/drawingml/2006/picture">
                   <pic:nvPicPr>
-                    <pic:cNvPr id="0" name="" descr=""/>
+                    <pic:cNvPr id="0" name="" descr="Secure By Design logo"/>
                     <pic:cNvPicPr>
                       <a:picLocks noChangeAspect="1" noChangeArrowheads="1"/>
                     </pic:cNvPicPr>
@@ -150,7 +150,7 @@
           <w:sz w:val="16"/>
           <w:szCs w:val="16"/>
         </w:rPr>
-        <w:t xml:space="preserve">MATERIALS EDITION 1.0    /    COURSE 1.3</w:t>
+        <w:t xml:space="preserve">MATERIALS EDITION 1.1    /    COURSE 1.3</w:t>
       </w:r>
     </w:p>
     <w:p>
@@ -164,7 +164,7 @@
           <w:sz w:val="16"/>
           <w:szCs w:val="16"/>
         </w:rPr>
-        <w:t xml:space="preserve">Updated 7 October 2026  ·  sbd-harden-baseline</w:t>
+        <w:t xml:space="preserve">Updated 8 October 2026  ·  sbd-harden-baseline</w:t>
       </w:r>
     </w:p>
     <w:p>
@@ -444,7 +444,7 @@
           <w:sz w:val="21"/>
           <w:szCs w:val="21"/>
         </w:rPr>
-        <w:t xml:space="preserve">This course designs the organizational unit (OU) structure, applies the DISA STIG Group Policy package, and verifies the result with SCAP scans. Paths, versions, and session locations below are examples — adapt them to your tooling. Expect STIG settings to change behavior: that is the point, and the reason everything is scanned and recorded.</w:t>
+        <w:t xml:space="preserve">This course designs the organizational unit (OU) structure, applies the Defense Information Systems Agency (DISA) Security Technical Implementation Guide (STIG) Group Policy package, and verifies the result with Security Content Automation Protocol (SCAP) scans. Paths, versions, and session locations below are examples — adapt them to your tooling. Expect STIG settings to change behavior: that is the point, and the reason everything is scanned and recorded.</w:t>
       </w:r>
     </w:p>
     <w:p>
@@ -519,7 +519,7 @@
           <w:sz w:val="21"/>
           <w:szCs w:val="21"/>
         </w:rPr>
-        <w:t xml:space="preserve">Have an approved connected system and removable-media procedure for bringing DISA downloads into the lab.</w:t>
+        <w:t xml:space="preserve">Have an approved connected system and removable-media procedure for bringing downloaded hardening content into the lab.</w:t>
       </w:r>
     </w:p>
     <w:p>
@@ -1048,7 +1048,7 @@
           <w:sz w:val="21"/>
           <w:szCs w:val="21"/>
         </w:rPr>
-        <w:t xml:space="preserve">Redirect the default Computers and Users containers to managed OUs with redircmp and redirusr. Group Policy cannot be linked to the default containers, so anything landing there would join the domain unmanaged.</w:t>
+        <w:t xml:space="preserve">Redirect the default Computers and Users containers to managed OUs with redircmp and redirusr. Group Policy cannot be linked to the default containers, so anything landing there would get only domain-level policy, never the OU-linked hardening.</w:t>
       </w:r>
     </w:p>
     <w:p>
@@ -1067,7 +1067,7 @@
           <w:sz w:val="21"/>
           <w:szCs w:val="21"/>
         </w:rPr>
-        <w:t xml:space="preserve">Keep privileged accounts and systems separate: the Admin OU holds the identities that administer domain controllers, and the next course places the issuing CA in the Servers tier. Do not nest deeper than the delegation plan requires.</w:t>
+        <w:t xml:space="preserve">Keep privileged accounts and systems separate: the Admin OU holds the identities that administer domain controllers. The issuing CA from course 1.4 joins the Servers OU for now; course 1.7 gives Tier 0 servers their own OU. Do not nest deeper than the delegation plan requires.</w:t>
       </w:r>
     </w:p>
     <w:p>
@@ -1846,7 +1846,7 @@
           <w:sz w:val="20"/>
           <w:szCs w:val="20"/>
         </w:rPr>
-        <w:t xml:space="preserve">The hardening content is downloaded artifacts: the DISA GPO package, the SCAP Compliance Checker (SCC), and STIG Viewer. They cross the boundary the way everything does here — reviewed, hashed, and carried on approved removable media.</w:t>
+        <w:t xml:space="preserve">The hardening content is downloaded artifacts: the DISA Group Policy object (GPO) package, the SCAP Compliance Checker (SCC), and STIG Viewer. They cross the boundary the way everything does here — reviewed, hashed, and carried on approved removable media.</w:t>
       </w:r>
     </w:p>
     <w:p>
@@ -2909,7 +2909,7 @@
           <w:sz w:val="21"/>
           <w:szCs w:val="21"/>
         </w:rPr>
-        <w:t xml:space="preserve">Open the results and read, don't just count. Note which checks already pass: Windows Server 2025 ships with defaults such as required SMB signing and LDAP sealing on new deployments, so part of the STIG is green before you touch anything.</w:t>
+        <w:t xml:space="preserve">Open the results and read, don't just count. Note which checks already pass: Windows Server 2025 ships with defaults such as required signing on outbound SMB connections and LDAP sealing on new deployments, so part of the STIG is green before you touch anything.</w:t>
       </w:r>
     </w:p>
     <w:p>
@@ -5852,7 +5852,7 @@
           <w:sz w:val="21"/>
           <w:szCs w:val="21"/>
         </w:rPr>
-        <w:t xml:space="preserve">Set the standing cadence: review each quarterly DISA release for applicable updates, and rescan after any role addition or significant configuration change. The PKI course's closing delta scan is the first scheduled instance.</w:t>
+        <w:t xml:space="preserve">Set the standing cadence: review each quarterly DISA release for applicable updates, and rescan after any role addition or significant configuration change. Course 1.5's closing delta scan is the first scheduled instance, and course 1.6 scans the PKI servers the same way.</w:t>
       </w:r>
     </w:p>
     <w:p>
@@ -7401,7 +7401,7 @@
           <w:sz w:val="21"/>
           <w:szCs w:val="21"/>
         </w:rPr>
-        <w:t xml:space="preserve">That completes hardening the baseline. Course 1.4 builds the two-tier PKI on this hardened base — and ends with this course's first delta scan.</w:t>
+        <w:t xml:space="preserve">That completes hardening the baseline. Course 1.4 builds the two-tier PKI on this hardened base, and course 1.5 runs this cadence's first delta scan.</w:t>
       </w:r>
     </w:p>
     <w:p>
@@ -7499,7 +7499,7 @@
         <w:sz w:val="15"/>
         <w:szCs w:val="15"/>
       </w:rPr>
-      <w:t xml:space="preserve">© 2026 Secure By Design Team LLC.   Course 1.3 · Materials edition 1.0     </w:t>
+      <w:t xml:space="preserve">© 2026 Secure By Design Team LLC.   Course 1.3 · Materials edition 1.1     </w:t>
     </w:r>
     <w:r>
       <w:rPr>

--- a/public/training/harden-baseline/SecureByDesign-harden-baseline-Workbook.docx
+++ b/public/training/harden-baseline/SecureByDesign-harden-baseline-Workbook.docx
@@ -150,7 +150,7 @@
           <w:sz w:val="16"/>
           <w:szCs w:val="16"/>
         </w:rPr>
-        <w:t xml:space="preserve">MATERIALS EDITION 1.1    /    COURSE 1.3</w:t>
+        <w:t xml:space="preserve">MATERIALS EDITION 1.2    /    COURSE 1.3</w:t>
       </w:r>
     </w:p>
     <w:p>
@@ -1067,7 +1067,7 @@
           <w:sz w:val="21"/>
           <w:szCs w:val="21"/>
         </w:rPr>
-        <w:t xml:space="preserve">Keep privileged accounts and systems separate: the Admin OU holds the identities that administer domain controllers. The issuing CA from course 1.4 joins the Servers OU for now; course 1.7 gives Tier 0 servers their own OU. Do not nest deeper than the delegation plan requires.</w:t>
+        <w:t xml:space="preserve">Keep privileged accounts and systems separate: the Admin OU holds the identities that administer domain controllers. The issuing CA from course 1.4 joins the Servers OU for now; course 1.5 gives Tier 0 servers their own OU. Do not nest deeper than the delegation plan requires.</w:t>
       </w:r>
     </w:p>
     <w:p>
@@ -5852,7 +5852,7 @@
           <w:sz w:val="21"/>
           <w:szCs w:val="21"/>
         </w:rPr>
-        <w:t xml:space="preserve">Set the standing cadence: review each quarterly DISA release for applicable updates, and rescan after any role addition or significant configuration change. Course 1.5's closing delta scan is the first scheduled instance, and course 1.6 scans the PKI servers the same way.</w:t>
+        <w:t xml:space="preserve">Set the standing cadence: review each quarterly DISA release for applicable updates, and rescan after any role addition or significant configuration change. Course 1.4's closing delta scans of the PKI servers are the first scheduled instance.</w:t>
       </w:r>
     </w:p>
     <w:p>
@@ -7401,7 +7401,7 @@
           <w:sz w:val="21"/>
           <w:szCs w:val="21"/>
         </w:rPr>
-        <w:t xml:space="preserve">That completes hardening the baseline. Course 1.4 builds the two-tier PKI on this hardened base, and course 1.5 runs this cadence's first delta scan.</w:t>
+        <w:t xml:space="preserve">That completes hardening the baseline. Course 1.4 builds the two-tier PKI on this hardened base and runs this cadence's first delta scan.</w:t>
       </w:r>
     </w:p>
     <w:p>
@@ -7499,7 +7499,7 @@
         <w:sz w:val="15"/>
         <w:szCs w:val="15"/>
       </w:rPr>
-      <w:t xml:space="preserve">© 2026 Secure By Design Team LLC.   Course 1.3 · Materials edition 1.1     </w:t>
+      <w:t xml:space="preserve">© 2026 Secure By Design Team LLC.   Course 1.3 · Materials edition 1.2     </w:t>
     </w:r>
     <w:r>
       <w:rPr>

--- a/public/training/harden-baseline/SecureByDesign-harden-baseline-Workbook.docx
+++ b/public/training/harden-baseline/SecureByDesign-harden-baseline-Workbook.docx
@@ -150,7 +150,7 @@
           <w:sz w:val="16"/>
           <w:szCs w:val="16"/>
         </w:rPr>
-        <w:t xml:space="preserve">MATERIALS EDITION 1.2    /    COURSE 1.3</w:t>
+        <w:t xml:space="preserve">MATERIALS EDITION 1.3    /    COURSE 1.3</w:t>
       </w:r>
     </w:p>
     <w:p>
@@ -164,7 +164,7 @@
           <w:sz w:val="16"/>
           <w:szCs w:val="16"/>
         </w:rPr>
-        <w:t xml:space="preserve">Updated 8 October 2026  ·  sbd-harden-baseline</w:t>
+        <w:t xml:space="preserve">Updated 9 October 2026  ·  sbd-harden-baseline</w:t>
       </w:r>
     </w:p>
     <w:p>
@@ -500,7 +500,7 @@
           <w:sz w:val="21"/>
           <w:szCs w:val="21"/>
         </w:rPr>
-        <w:t xml:space="preserve">Use the isolated Windows Server 2025 environment and an account approved for organizational unit and Group Policy administration.</w:t>
+        <w:t xml:space="preserve">Use the isolated Windows Server environment and an account approved for organizational unit and Group Policy administration.</w:t>
       </w:r>
     </w:p>
     <w:p>
@@ -2890,7 +2890,7 @@
           <w:sz w:val="21"/>
           <w:szCs w:val="21"/>
         </w:rPr>
-        <w:t xml:space="preserve">On each domain controller, run SCC with the Windows Server 2025 STIG benchmark and the directory-related content staged for this course. Save each session's results with the host name and date.</w:t>
+        <w:t xml:space="preserve">On each domain controller, run SCC with the Windows Server STIG benchmark for your release and the directory-related content staged for this course. Save each session's results with the host name and date.</w:t>
       </w:r>
     </w:p>
     <w:p>
@@ -2909,7 +2909,7 @@
           <w:sz w:val="21"/>
           <w:szCs w:val="21"/>
         </w:rPr>
-        <w:t xml:space="preserve">Open the results and read, don't just count. Note which checks already pass: Windows Server 2025 ships with defaults such as required signing on outbound SMB connections and LDAP sealing on new deployments, so part of the STIG is green before you touch anything.</w:t>
+        <w:t xml:space="preserve">Open the results and read, don't just count. Note which checks already pass: current Windows Server releases ship with defaults such as required signing on outbound SMB connections and LDAP sealing on new deployments, so part of the STIG is green before you touch anything.</w:t>
       </w:r>
     </w:p>
     <w:p>
@@ -7499,7 +7499,7 @@
         <w:sz w:val="15"/>
         <w:szCs w:val="15"/>
       </w:rPr>
-      <w:t xml:space="preserve">© 2026 Secure By Design Team LLC.   Course 1.3 · Materials edition 1.2     </w:t>
+      <w:t xml:space="preserve">© 2026 Secure By Design Team LLC.   Course 1.3 · Materials edition 1.3     </w:t>
     </w:r>
     <w:r>
       <w:rPr>

--- a/public/training/harden-baseline/SecureByDesign-harden-baseline-Workbook.docx
+++ b/public/training/harden-baseline/SecureByDesign-harden-baseline-Workbook.docx
@@ -2909,7 +2909,7 @@
           <w:sz w:val="21"/>
           <w:szCs w:val="21"/>
         </w:rPr>
-        <w:t xml:space="preserve">Open the results and read, don't just count. Note which checks already pass: current Windows Server releases ship with defaults such as required signing on outbound SMB connections and LDAP sealing on new deployments, so part of the STIG is green before you touch anything.</w:t>
+        <w:t xml:space="preserve">Open the results and read, don't just count. Note which checks already pass: the newest Windows Server release ships with defaults such as required signing on outbound SMB connections and LDAP sealing on new deployments, so part of the STIG is green before you touch anything.</w:t>
       </w:r>
     </w:p>
     <w:p>

--- a/public/training/harden-baseline/SecureByDesign-harden-baseline-Workbook.docx
+++ b/public/training/harden-baseline/SecureByDesign-harden-baseline-Workbook.docx
@@ -90,7 +90,7 @@
           <w:sz w:val="16"/>
           <w:szCs w:val="16"/>
         </w:rPr>
-        <w:t xml:space="preserve">COURSE 1.3    /    COMPANION WORKBOOK</w:t>
+        <w:t xml:space="preserve">COURSE 1.5    /    COMPANION WORKBOOK</w:t>
       </w:r>
     </w:p>
     <w:p>
@@ -106,7 +106,7 @@
           <w:sz w:val="60"/>
           <w:szCs w:val="60"/>
         </w:rPr>
-        <w:t xml:space="preserve">Harden the baseline</w:t>
+        <w:t xml:space="preserve">Harden with Group Policy</w:t>
       </w:r>
     </w:p>
     <w:p>
@@ -122,7 +122,7 @@
           <w:sz w:val="30"/>
           <w:szCs w:val="30"/>
         </w:rPr>
-        <w:t xml:space="preserve">OU design, DISA GPOs &amp; STIG/SCAP verification</w:t>
+        <w:t xml:space="preserve">OU design, Group Policy processing &amp; DISA GPOs proven by rescan</w:t>
       </w:r>
     </w:p>
     <w:p>
@@ -136,7 +136,7 @@
           <w:sz w:val="21"/>
           <w:szCs w:val="21"/>
         </w:rPr>
-        <w:t xml:space="preserve">Design the organizational unit structure, apply the DISA STIG Group Policy package to the verified network core, and prove the result with before-and-after SCAP scans, reconciled checklists, and a documented exception record.</w:t>
+        <w:t xml:space="preserve">Build the organizational units the hardening hangs on, learn exactly how Group Policy decides what applies, import the DISA STIG Group Policy objects course 1.4 staged and link them to SBD-DC01 and SBD-DC02 by OU, and prove the change with a rescan matched to course 1.4's baseline, updated checklists and an owned exception record.</w:t>
       </w:r>
     </w:p>
     <w:p>
@@ -150,7 +150,7 @@
           <w:sz w:val="16"/>
           <w:szCs w:val="16"/>
         </w:rPr>
-        <w:t xml:space="preserve">MATERIALS EDITION 1.3    /    COURSE 1.3</w:t>
+        <w:t xml:space="preserve">MATERIALS EDITION 2.0    /    COURSE 1.5</w:t>
       </w:r>
     </w:p>
     <w:p>
@@ -164,7 +164,7 @@
           <w:sz w:val="16"/>
           <w:szCs w:val="16"/>
         </w:rPr>
-        <w:t xml:space="preserve">Updated 9 October 2026  ·  sbd-harden-baseline</w:t>
+        <w:t xml:space="preserve">Updated 14 October 2026  ·  sbd-harden-baseline</w:t>
       </w:r>
     </w:p>
     <w:p>
@@ -271,7 +271,7 @@
       <w:pPr>
         <w:spacing w:after="90" w:before="0" w:line="288" w:lineRule="auto"/>
       </w:pPr>
-      <w:hyperlink w:history="1" w:anchor="lesson-staging">
+      <w:hyperlink w:history="1" w:anchor="lesson-gpo-basics">
         <w:r>
           <w:rPr>
             <w:rFonts w:ascii="Arial" w:cs="Arial" w:eastAsia="Arial" w:hAnsi="Arial"/>
@@ -279,23 +279,7 @@
             <w:sz w:val="21"/>
             <w:szCs w:val="21"/>
           </w:rPr>
-          <w:t xml:space="preserve">02  Stage the tooling across the air gap</w:t>
-        </w:r>
-      </w:hyperlink>
-    </w:p>
-    <w:p>
-      <w:pPr>
-        <w:spacing w:after="90" w:before="0" w:line="288" w:lineRule="auto"/>
-      </w:pPr>
-      <w:hyperlink w:history="1" w:anchor="lesson-baseline">
-        <w:r>
-          <w:rPr>
-            <w:rFonts w:ascii="Arial" w:cs="Arial" w:eastAsia="Arial" w:hAnsi="Arial"/>
-            <w:color w:val="20647C"/>
-            <w:sz w:val="21"/>
-            <w:szCs w:val="21"/>
-          </w:rPr>
-          <w:t xml:space="preserve">03  Capture the pre-hardening baseline</w:t>
+          <w:t xml:space="preserve">02  Learn how Group Policy applies</w:t>
         </w:r>
       </w:hyperlink>
     </w:p>
@@ -311,7 +295,7 @@
             <w:sz w:val="21"/>
             <w:szCs w:val="21"/>
           </w:rPr>
-          <w:t xml:space="preserve">04  Import and link the DISA GPOs</w:t>
+          <w:t xml:space="preserve">03  Import and link the DISA GPOs</w:t>
         </w:r>
       </w:hyperlink>
     </w:p>
@@ -327,7 +311,7 @@
             <w:sz w:val="21"/>
             <w:szCs w:val="21"/>
           </w:rPr>
-          <w:t xml:space="preserve">05  Rescan, reconcile, and record</w:t>
+          <w:t xml:space="preserve">04  Rescan, reconcile, and record</w:t>
         </w:r>
       </w:hyperlink>
     </w:p>
@@ -343,7 +327,7 @@
             <w:sz w:val="21"/>
             <w:szCs w:val="21"/>
           </w:rPr>
-          <w:t xml:space="preserve">06  Set the rescan cadence and exception record</w:t>
+          <w:t xml:space="preserve">05  Set the rescan cadence and exception record</w:t>
         </w:r>
       </w:hyperlink>
     </w:p>
@@ -411,7 +395,7 @@
           <w:sz w:val="16"/>
           <w:szCs w:val="16"/>
         </w:rPr>
-        <w:t xml:space="preserve">COURSE 1.3 / PREREQUISITES</w:t>
+        <w:t xml:space="preserve">COURSE 1.5 / PREREQUISITES</w:t>
       </w:r>
     </w:p>
     <w:p>
@@ -444,7 +428,7 @@
           <w:sz w:val="21"/>
           <w:szCs w:val="21"/>
         </w:rPr>
-        <w:t xml:space="preserve">This course designs the organizational unit (OU) structure, applies the Defense Information Systems Agency (DISA) Security Technical Implementation Guide (STIG) Group Policy package, and verifies the result with Security Content Automation Protocol (SCAP) scans. Paths, versions, and session locations below are examples — adapt them to your tooling. Expect STIG settings to change behavior: that is the point, and the reason everything is scanned and recorded.</w:t>
+        <w:t xml:space="preserve">This course builds the organizational unit (OU) structure, learns how Group Policy decides what applies, imports the Defense Information Systems Agency (DISA) Security Technical Implementation Guide (STIG) Group Policy objects (GPOs) that course 1.4 staged, and proves the result with a rescan against course 1.4's baseline. Names, paths and versions below are examples — adapt them, but rescan with exactly the SCC version, benchmark release and profile in handoff.txt. Expect STIG settings to change behavior: that is the point, and the reason everything is scanned and recorded.</w:t>
       </w:r>
     </w:p>
     <w:p>
@@ -481,7 +465,7 @@
           <w:sz w:val="21"/>
           <w:szCs w:val="21"/>
         </w:rPr>
-        <w:t xml:space="preserve">Complete the identity build and DNS courses with replication and name resolution verified on both controllers.</w:t>
+        <w:t xml:space="preserve">Complete courses 1.1–1.4: both domain controllers healthy and replicating, DNS (course 1.2) and the domain time design (course 1.3) in place, and course 1.4's sealed baseline — the DISA GPO package hashed in C:\Staging\DISA, the raw results, three checklists and findings record under C:\Evidence\baseline, and handoff.txt with the versions to reuse.</w:t>
       </w:r>
     </w:p>
     <w:p>
@@ -500,7 +484,7 @@
           <w:sz w:val="21"/>
           <w:szCs w:val="21"/>
         </w:rPr>
-        <w:t xml:space="preserve">Use the isolated Windows Server environment and an account approved for organizational unit and Group Policy administration.</w:t>
+        <w:t xml:space="preserve">Work at each domain controller's VM console with an authorized Domain Admin account: until course 1.8 builds AdminJumpBox01, that is where administration happens, with SCC on both controllers and STIG Viewer on SBD-DC01.</w:t>
       </w:r>
     </w:p>
     <w:p>
@@ -519,7 +503,7 @@
           <w:sz w:val="21"/>
           <w:szCs w:val="21"/>
         </w:rPr>
-        <w:t xml:space="preserve">Have an approved connected system and removable-media procedure for bringing downloaded hardening content into the lab.</w:t>
+        <w:t xml:space="preserve">Leave SCC, STIG Viewer and the benchmark at the versions course 1.4 recorded until this course's rescan is filed.</w:t>
       </w:r>
     </w:p>
     <w:p>
@@ -575,7 +559,7 @@
           <w:sz w:val="21"/>
           <w:szCs w:val="21"/>
         </w:rPr>
-        <w:t xml:space="preserve">Import the DISA GPO package and link STIG policies by organizational unit.</w:t>
+        <w:t xml:space="preserve">Predict which GPO wins from processing order, link order, inheritance, filtering and loopback, and confirm it with gpresult.</w:t>
       </w:r>
     </w:p>
     <w:p>
@@ -594,7 +578,26 @@
           <w:sz w:val="21"/>
           <w:szCs w:val="21"/>
         </w:rPr>
-        <w:t xml:space="preserve">Verify hardening with baseline and rescan SCAP results, reconciled checklists, and documented exceptions.</w:t>
+        <w:t xml:space="preserve">Import the DISA GPO package through the central store and link it by OU, with account policies at the domain root.</w:t>
+      </w:r>
+    </w:p>
+    <w:p>
+      <w:pPr>
+        <w:pStyle w:val="ListParagraph"/>
+        <w:numPr>
+          <w:ilvl w:val="0"/>
+          <w:numId w:val="3"/>
+        </w:numPr>
+        <w:spacing w:after="120" w:before="0" w:line="288" w:lineRule="auto"/>
+      </w:pPr>
+      <w:r>
+        <w:rPr>
+          <w:rFonts w:ascii="Arial" w:cs="Arial" w:eastAsia="Arial" w:hAnsi="Arial"/>
+          <w:color w:val="526B7E"/>
+          <w:sz w:val="21"/>
+          <w:szCs w:val="21"/>
+        </w:rPr>
+        <w:t xml:space="preserve">Prove the hardening with a rescan matched to course 1.4's baseline, updated checklists and an owned exception record.</w:t>
       </w:r>
     </w:p>
     <w:p>
@@ -1048,7 +1051,7 @@
           <w:sz w:val="21"/>
           <w:szCs w:val="21"/>
         </w:rPr>
-        <w:t xml:space="preserve">Redirect the default Computers and Users containers to managed OUs with redircmp and redirusr. Group Policy cannot be linked to the default containers, so anything landing there would get only domain-level policy, never the OU-linked hardening.</w:t>
+        <w:t xml:space="preserve">Redirect the default containers with redircmp and redirusr: new computer accounts to the Workstations OU and new user accounts to the Users OU. Group Policy cannot be linked to the default containers, so anything landing there would get only domain-level policy, never the OU-linked hardening. Join servers straight into the Servers OU with Add-Computer -OUPath, so they never pass through the workstation policies.</w:t>
       </w:r>
     </w:p>
     <w:p>
@@ -1067,7 +1070,7 @@
           <w:sz w:val="21"/>
           <w:szCs w:val="21"/>
         </w:rPr>
-        <w:t xml:space="preserve">Keep privileged accounts and systems separate: the Admin OU holds the identities that administer domain controllers. The issuing CA from course 1.4 joins the Servers OU for now; course 1.5 gives Tier 0 servers their own OU. Do not nest deeper than the delegation plan requires.</w:t>
+        <w:t xml:space="preserve">Keep privileged accounts and systems separate: the Admin OU holds the identities that administer the domain controllers. The domain-joined PKI servers from course 1.6 and SBD-DHCP01 from course 1.7 join the Servers OU, and course 1.8 adds a Tier 0 Servers OU and the admin seats' sub-OUs. Do not nest deeper than the delegation plan requires.</w:t>
       </w:r>
     </w:p>
     <w:p>
@@ -1101,7 +1104,7 @@
           <w:sz w:val="18"/>
           <w:szCs w:val="18"/>
         </w:rPr>
-        <w:t xml:space="preserve">Get-ADOrganizationalUnit -Filter * | Select-Object Name, DistinguishedName</w:t>
+        <w:t xml:space="preserve">New-ADOrganizationalUnit -Name SBD -Path 'DC=sbd,DC=test' -ProtectedFromAccidentalDeletion $true</w:t>
       </w:r>
     </w:p>
     <w:p>
@@ -1117,6 +1120,86 @@
           <w:sz w:val="18"/>
           <w:szCs w:val="18"/>
         </w:rPr>
+        <w:t xml:space="preserve">'Servers', 'Workstations', 'Users', 'Groups', 'Admin' | ForEach-Object { New-ADOrganizationalUnit -Name $_ -Path 'OU=SBD,DC=sbd,DC=test' -ProtectedFromAccidentalDeletion $true }</w:t>
+      </w:r>
+    </w:p>
+    <w:p>
+      <w:pPr>
+        <w:shd w:fill="F1F7FA" w:color="auto" w:val="clear"/>
+        <w:spacing w:after="0" w:before="0" w:line="252" w:lineRule="auto"/>
+        <w:ind w:left="160" w:right="160"/>
+      </w:pPr>
+      <w:r>
+        <w:rPr>
+          <w:rFonts w:ascii="Consolas" w:cs="Consolas" w:eastAsia="Consolas" w:hAnsi="Consolas"/>
+          <w:color w:val="193448"/>
+          <w:sz w:val="18"/>
+          <w:szCs w:val="18"/>
+        </w:rPr>
+        <w:t xml:space="preserve">redircmp 'OU=Workstations,OU=SBD,DC=sbd,DC=test'</w:t>
+      </w:r>
+    </w:p>
+    <w:p>
+      <w:pPr>
+        <w:shd w:fill="F1F7FA" w:color="auto" w:val="clear"/>
+        <w:spacing w:after="0" w:before="0" w:line="252" w:lineRule="auto"/>
+        <w:ind w:left="160" w:right="160"/>
+      </w:pPr>
+      <w:r>
+        <w:rPr>
+          <w:rFonts w:ascii="Consolas" w:cs="Consolas" w:eastAsia="Consolas" w:hAnsi="Consolas"/>
+          <w:color w:val="193448"/>
+          <w:sz w:val="18"/>
+          <w:szCs w:val="18"/>
+        </w:rPr>
+        <w:t xml:space="preserve">redirusr 'OU=Users,OU=SBD,DC=sbd,DC=test'</w:t>
+      </w:r>
+    </w:p>
+    <w:p>
+      <w:pPr>
+        <w:shd w:fill="F1F7FA" w:color="auto" w:val="clear"/>
+        <w:spacing w:after="0" w:before="0" w:line="252" w:lineRule="auto"/>
+        <w:ind w:left="160" w:right="160"/>
+      </w:pPr>
+      <w:r>
+        <w:rPr>
+          <w:rFonts w:ascii="Consolas" w:cs="Consolas" w:eastAsia="Consolas" w:hAnsi="Consolas"/>
+          <w:color w:val="193448"/>
+          <w:sz w:val="18"/>
+          <w:szCs w:val="18"/>
+        </w:rPr>
+        <w:t xml:space="preserve">New-Item -ItemType Directory C:\Evidence\hardened -Force | Out-Null</w:t>
+      </w:r>
+    </w:p>
+    <w:p>
+      <w:pPr>
+        <w:shd w:fill="F1F7FA" w:color="auto" w:val="clear"/>
+        <w:spacing w:after="0" w:before="0" w:line="252" w:lineRule="auto"/>
+        <w:ind w:left="160" w:right="160"/>
+      </w:pPr>
+      <w:r>
+        <w:rPr>
+          <w:rFonts w:ascii="Consolas" w:cs="Consolas" w:eastAsia="Consolas" w:hAnsi="Consolas"/>
+          <w:color w:val="193448"/>
+          <w:sz w:val="18"/>
+          <w:szCs w:val="18"/>
+        </w:rPr>
+        <w:t xml:space="preserve">Get-ADOrganizationalUnit -Filter * -Properties ProtectedFromAccidentalDeletion | Select-Object Name, DistinguishedName, ProtectedFromAccidentalDeletion | Export-Csv C:\Evidence\hardened\ou-design.csv -NoTypeInformation</w:t>
+      </w:r>
+    </w:p>
+    <w:p>
+      <w:pPr>
+        <w:shd w:fill="F1F7FA" w:color="auto" w:val="clear"/>
+        <w:spacing w:after="0" w:before="0" w:line="252" w:lineRule="auto"/>
+        <w:ind w:left="160" w:right="160"/>
+      </w:pPr>
+      <w:r>
+        <w:rPr>
+          <w:rFonts w:ascii="Consolas" w:cs="Consolas" w:eastAsia="Consolas" w:hAnsi="Consolas"/>
+          <w:color w:val="193448"/>
+          <w:sz w:val="18"/>
+          <w:szCs w:val="18"/>
+        </w:rPr>
         <w:t xml:space="preserve">Get-ADDomain | Select-Object ComputersContainer, UsersContainer</w:t>
       </w:r>
     </w:p>
@@ -1133,7 +1216,7 @@
           <w:sz w:val="18"/>
           <w:szCs w:val="18"/>
         </w:rPr>
-        <w:t xml:space="preserve">(Get-ADOrganizationalUnit -Identity 'OU=SBD,DC=sbd,DC=test' -Properties ProtectedFromAccidentalDeletion).ProtectedFromAccidentalDeletion</w:t>
+        <w:t xml:space="preserve">Get-ADDomainController -Filter * | Select-Object Name, ComputerObjectDN</w:t>
       </w:r>
     </w:p>
     <w:p>
@@ -1163,7 +1246,7 @@
           <w:sz w:val="20"/>
           <w:szCs w:val="20"/>
         </w:rPr>
-        <w:t xml:space="preserve">The planned OUs exist with deletion protection, the default container redirects point at managed OUs, and each OU has a recorded purpose and administrator.</w:t>
+        <w:t xml:space="preserve">The planned OUs exist with deletion protection, the computer and user redirects point at the Workstations and Users OUs, both controllers are still in the Domain Controllers OU, and each OU has a recorded purpose and administrator.</w:t>
       </w:r>
     </w:p>
     <w:p>
@@ -1195,7 +1278,7 @@
           <w:sz w:val="21"/>
           <w:szCs w:val="21"/>
         </w:rPr>
-        <w:t xml:space="preserve">Evidence to keep: Keep the OU design sheet: each OU's distinguished name, purpose, delegated administrator, and the redirect commands with their output.</w:t>
+        <w:t xml:space="preserve">Evidence to keep: Keep the OU design sheet: each OU's distinguished name, purpose and delegated administrator, the ou-design.csv export in C:\Evidence\hardened, and the redirect commands with their output.</w:t>
       </w:r>
     </w:p>
     <w:tbl>
@@ -1797,7 +1880,7 @@
           <w:sz w:val="16"/>
           <w:szCs w:val="16"/>
         </w:rPr>
-        <w:t xml:space="preserve">LESSON 02  /  ABOUT 15 MIN</w:t>
+        <w:t xml:space="preserve">LESSON 02  /  ABOUT 30 MIN</w:t>
       </w:r>
     </w:p>
     <w:p>
@@ -1805,7 +1888,7 @@
         <w:pStyle w:val="Heading1"/>
         <w:spacing w:after="120"/>
       </w:pPr>
-      <w:bookmarkStart w:name="lesson-staging" w:id="4"/>
+      <w:bookmarkStart w:name="lesson-gpo-basics" w:id="4"/>
       <w:r>
         <w:rPr>
           <w:rFonts w:ascii="Arial" w:cs="Arial" w:eastAsia="Arial" w:hAnsi="Arial"/>
@@ -1815,7 +1898,7 @@
           <w:sz w:val="40"/>
           <w:szCs w:val="40"/>
         </w:rPr>
-        <w:t xml:space="preserve">Stage the tooling across the air gap</w:t>
+        <w:t xml:space="preserve">Learn how Group Policy applies</w:t>
       </w:r>
       <w:bookmarkEnd w:id="4"/>
     </w:p>
@@ -1846,7 +1929,7 @@
           <w:sz w:val="20"/>
           <w:szCs w:val="20"/>
         </w:rPr>
-        <w:t xml:space="preserve">The hardening content is downloaded artifacts: the DISA Group Policy object (GPO) package, the SCAP Compliance Checker (SCC), and STIG Viewer. They cross the boundary the way everything does here — reviewed, hashed, and carried on approved removable media.</w:t>
+        <w:t xml:space="preserve">Before the DISA settings arrive, learn how a computer decides which Group Policy objects (GPOs) apply and which setting wins. Map the order, build the central store the import will use, and record what both controllers apply today.</w:t>
       </w:r>
     </w:p>
     <w:p>
@@ -1883,7 +1966,7 @@
           <w:sz w:val="21"/>
           <w:szCs w:val="21"/>
         </w:rPr>
-        <w:t xml:space="preserve">Identify the DISA artifacts the hardening work needs.</w:t>
+        <w:t xml:space="preserve">Predict which GPO wins from processing order, link order, inheritance, Enforced and Block Inheritance.</w:t>
       </w:r>
     </w:p>
     <w:p>
@@ -1902,7 +1985,7 @@
           <w:sz w:val="21"/>
           <w:szCs w:val="21"/>
         </w:rPr>
-        <w:t xml:space="preserve">Move downloaded tooling across the air gap with hash verification.</w:t>
+        <w:t xml:space="preserve">Explain how security filtering, WMI filters and loopback processing change a GPO's reach.</w:t>
       </w:r>
     </w:p>
     <w:p>
@@ -1921,7 +2004,7 @@
           <w:sz w:val="21"/>
           <w:szCs w:val="21"/>
         </w:rPr>
-        <w:t xml:space="preserve">Record versions so scans stay comparable over time.</w:t>
+        <w:t xml:space="preserve">Build the central store and record each controller's starting policy with gpresult.</w:t>
       </w:r>
     </w:p>
     <w:p>
@@ -1958,7 +2041,7 @@
           <w:sz w:val="21"/>
           <w:szCs w:val="21"/>
         </w:rPr>
-        <w:t xml:space="preserve">On an approved connected system, download the current DISA GPO package and the SRG/STIG tools (SCC and STIG Viewer) from DISA's public site. Note each file's version and the quarterly release it belongs to.</w:t>
+        <w:t xml:space="preserve">Know where a GPO lives. Its settings sit in two halves — a container object in Active Directory and a template folder in SYSVOL — and they replicate separately, by directory replication and by DFS Replication. A change made on SBD-DC01 therefore reaches SBD-DC02 in two steps: before you judge a result there, check that the GPO's AD and SYSVOL version numbers agree.</w:t>
       </w:r>
     </w:p>
     <w:p>
@@ -1977,7 +2060,7 @@
           <w:sz w:val="21"/>
           <w:szCs w:val="21"/>
         </w:rPr>
-        <w:t xml:space="preserve">Record a SHA-256 hash for every file on the connected side, then transfer the set with the approved removable-media procedure. No live link to the lab is created for convenience.</w:t>
+        <w:t xml:space="preserve">Learn the order. Policy applies local first, then site, domain and OU, parent OU before child, so the GPO linked closest to the computer is applied last and wins a conflict; at one OU, link order 1 is processed last and wins. Different settings add up across GPOs, but a single setting's values generally don't merge: the highest-precedence GPO that configures it wins, so a user-rights list in one GPO replaces another's instead of adding to it.</w:t>
       </w:r>
     </w:p>
     <w:p>
@@ -1996,7 +2079,7 @@
           <w:sz w:val="21"/>
           <w:szCs w:val="21"/>
         </w:rPr>
-        <w:t xml:space="preserve">In the lab, recalculate and compare every hash before opening anything. A mismatch stops the work, exactly as it would in the PKI signing ceremony.</w:t>
+        <w:t xml:space="preserve">Treat the two overrides as exceptions. Block Inheritance on an OU stops GPOs linked above it; Enforced on a link makes that GPO win over everything below it and pierces Block Inheritance. Enforced is not a shortcut — it hides a precedence problem instead of solving it — so this network uses neither unless the exception record says why.</w:t>
       </w:r>
     </w:p>
     <w:p>
@@ -2015,7 +2098,45 @@
           <w:sz w:val="21"/>
           <w:szCs w:val="21"/>
         </w:rPr>
-        <w:t xml:space="preserve">Install SCC and STIG Viewer on an administrative host and stage the GPO package where the import lesson can reach it. Record tool versions; scan results are only comparable when the benchmark and tool versions are known.</w:t>
+        <w:t xml:space="preserve">Read what narrows a GPO's reach. Security filtering applies it only to accounts with both Read and Apply group policy (Authenticated Users by default), and computers still need Read on GPOs that apply only to users, because user policy is read in the computer's security context; a WMI filter applies it only where its query is true. Loopback processing gives anyone who signs in to a computer the user settings from that computer's GPOs — merge adds them after the user's own, replace uses only the computer's — so use it only where the computer should decide; lesson 3 meets the one place this course needs it.</w:t>
+      </w:r>
+    </w:p>
+    <w:p>
+      <w:pPr>
+        <w:pStyle w:val="ListParagraph"/>
+        <w:numPr>
+          <w:ilvl w:val="0"/>
+          <w:numId w:val="5"/>
+        </w:numPr>
+        <w:spacing w:after="120" w:before="0" w:line="288" w:lineRule="auto"/>
+      </w:pPr>
+      <w:r>
+        <w:rPr>
+          <w:rFonts w:ascii="Arial" w:cs="Arial" w:eastAsia="Arial" w:hAnsi="Arial"/>
+          <w:color w:val="526B7E"/>
+          <w:sz w:val="21"/>
+          <w:szCs w:val="21"/>
+        </w:rPr>
+        <w:t xml:space="preserve">Know when policy arrives, and build the central store. Members refresh in the background every 90 minutes with a random offset of up to 30, controllers every five minutes, and gpupdate /force reapplies everything at once, though some extensions run only at startup or sign-in. On SBD-DC01, copy C:\Windows\PolicyDefinitions with its en-US folder to \\sbd.test\SYSVOL\sbd.test\Policies\PolicyDefinitions: from then on, every Group Policy editor in the domain uses these templates instead of its local ones.</w:t>
+      </w:r>
+    </w:p>
+    <w:p>
+      <w:pPr>
+        <w:pStyle w:val="ListParagraph"/>
+        <w:numPr>
+          <w:ilvl w:val="0"/>
+          <w:numId w:val="5"/>
+        </w:numPr>
+        <w:spacing w:after="120" w:before="0" w:line="288" w:lineRule="auto"/>
+      </w:pPr>
+      <w:r>
+        <w:rPr>
+          <w:rFonts w:ascii="Arial" w:cs="Arial" w:eastAsia="Arial" w:hAnsi="Arial"/>
+          <w:color w:val="526B7E"/>
+          <w:sz w:val="21"/>
+          <w:szCs w:val="21"/>
+        </w:rPr>
+        <w:t xml:space="preserve">Record the starting state before anything is imported. On both controllers, save a gpresult report of the Resultant Set of Policy (RSoP), what actually applied: the Default Domain Policy and the Default Domain Controllers Policy should be the only domain GPOs listed. Read the applied and filtered-out lists — the reasons gpresult gives, such as a security denial or a false WMI filter, are how you will troubleshoot the import.</w:t>
       </w:r>
     </w:p>
     <w:p>
@@ -2049,7 +2170,135 @@
           <w:sz w:val="18"/>
           <w:szCs w:val="18"/>
         </w:rPr>
-        <w:t xml:space="preserve">Get-ChildItem C:\Staging\DISA | Select-Object Name, Length</w:t>
+        <w:t xml:space="preserve"># Once, on SBD-DC01: create the central store from the controller's own templates</w:t>
+      </w:r>
+    </w:p>
+    <w:p>
+      <w:pPr>
+        <w:shd w:fill="F1F7FA" w:color="auto" w:val="clear"/>
+        <w:spacing w:after="0" w:before="0" w:line="252" w:lineRule="auto"/>
+        <w:ind w:left="160" w:right="160"/>
+      </w:pPr>
+      <w:r>
+        <w:rPr>
+          <w:rFonts w:ascii="Consolas" w:cs="Consolas" w:eastAsia="Consolas" w:hAnsi="Consolas"/>
+          <w:color w:val="193448"/>
+          <w:sz w:val="18"/>
+          <w:szCs w:val="18"/>
+        </w:rPr>
+        <w:t xml:space="preserve">Copy-Item C:\Windows\PolicyDefinitions -Destination \\sbd.test\SYSVOL\sbd.test\Policies\PolicyDefinitions -Recurse</w:t>
+      </w:r>
+    </w:p>
+    <w:p>
+      <w:pPr>
+        <w:shd w:fill="F1F7FA" w:color="auto" w:val="clear"/>
+        <w:spacing w:after="0" w:before="0" w:line="252" w:lineRule="auto"/>
+        <w:ind w:left="160" w:right="160"/>
+      </w:pPr>
+      <w:r>
+        <w:rPr>
+          <w:rFonts w:ascii="Consolas" w:cs="Consolas" w:eastAsia="Consolas" w:hAnsi="Consolas"/>
+          <w:color w:val="193448"/>
+          <w:sz w:val="18"/>
+          <w:szCs w:val="18"/>
+        </w:rPr>
+        <w:t xml:space="preserve"># On SBD-DC01: links in precedence order, and each GPO's AD and SYSVOL versions</w:t>
+      </w:r>
+    </w:p>
+    <w:p>
+      <w:pPr>
+        <w:shd w:fill="F1F7FA" w:color="auto" w:val="clear"/>
+        <w:spacing w:after="0" w:before="0" w:line="252" w:lineRule="auto"/>
+        <w:ind w:left="160" w:right="160"/>
+      </w:pPr>
+      <w:r>
+        <w:rPr>
+          <w:rFonts w:ascii="Consolas" w:cs="Consolas" w:eastAsia="Consolas" w:hAnsi="Consolas"/>
+          <w:color w:val="193448"/>
+          <w:sz w:val="18"/>
+          <w:szCs w:val="18"/>
+        </w:rPr>
+        <w:t xml:space="preserve">Get-GPInheritance -Target 'DC=sbd,DC=test'</w:t>
+      </w:r>
+    </w:p>
+    <w:p>
+      <w:pPr>
+        <w:shd w:fill="F1F7FA" w:color="auto" w:val="clear"/>
+        <w:spacing w:after="0" w:before="0" w:line="252" w:lineRule="auto"/>
+        <w:ind w:left="160" w:right="160"/>
+      </w:pPr>
+      <w:r>
+        <w:rPr>
+          <w:rFonts w:ascii="Consolas" w:cs="Consolas" w:eastAsia="Consolas" w:hAnsi="Consolas"/>
+          <w:color w:val="193448"/>
+          <w:sz w:val="18"/>
+          <w:szCs w:val="18"/>
+        </w:rPr>
+        <w:t xml:space="preserve">Get-GPInheritance -Target 'OU=Domain Controllers,DC=sbd,DC=test'</w:t>
+      </w:r>
+    </w:p>
+    <w:p>
+      <w:pPr>
+        <w:shd w:fill="F1F7FA" w:color="auto" w:val="clear"/>
+        <w:spacing w:after="0" w:before="0" w:line="252" w:lineRule="auto"/>
+        <w:ind w:left="160" w:right="160"/>
+      </w:pPr>
+      <w:r>
+        <w:rPr>
+          <w:rFonts w:ascii="Consolas" w:cs="Consolas" w:eastAsia="Consolas" w:hAnsi="Consolas"/>
+          <w:color w:val="193448"/>
+          <w:sz w:val="18"/>
+          <w:szCs w:val="18"/>
+        </w:rPr>
+        <w:t xml:space="preserve">foreach ($dc in 'SBD-DC01', 'SBD-DC02') { Get-GPO -All -Server $dc | Select-Object @{n='DC';e={$dc}}, DisplayName, GpoStatus, @{n='AD';e={$_.Computer.DSVersion}}, @{n='SYSVOL';e={$_.Computer.SysvolVersion}} }</w:t>
+      </w:r>
+    </w:p>
+    <w:p>
+      <w:pPr>
+        <w:shd w:fill="F1F7FA" w:color="auto" w:val="clear"/>
+        <w:spacing w:after="0" w:before="0" w:line="252" w:lineRule="auto"/>
+        <w:ind w:left="160" w:right="160"/>
+      </w:pPr>
+      <w:r>
+        <w:rPr>
+          <w:rFonts w:ascii="Consolas" w:cs="Consolas" w:eastAsia="Consolas" w:hAnsi="Consolas"/>
+          <w:color w:val="193448"/>
+          <w:sz w:val="18"/>
+          <w:szCs w:val="18"/>
+        </w:rPr>
+        <w:t xml:space="preserve"># On each controller's console; carry SBD-DC02's report to the same folder on SBD-DC01</w:t>
+      </w:r>
+    </w:p>
+    <w:p>
+      <w:pPr>
+        <w:shd w:fill="F1F7FA" w:color="auto" w:val="clear"/>
+        <w:spacing w:after="0" w:before="0" w:line="252" w:lineRule="auto"/>
+        <w:ind w:left="160" w:right="160"/>
+      </w:pPr>
+      <w:r>
+        <w:rPr>
+          <w:rFonts w:ascii="Consolas" w:cs="Consolas" w:eastAsia="Consolas" w:hAnsi="Consolas"/>
+          <w:color w:val="193448"/>
+          <w:sz w:val="18"/>
+          <w:szCs w:val="18"/>
+        </w:rPr>
+        <w:t xml:space="preserve">New-Item -ItemType Directory C:\Evidence\hardened\policy-before -Force | Out-Null</w:t>
+      </w:r>
+    </w:p>
+    <w:p>
+      <w:pPr>
+        <w:shd w:fill="F1F7FA" w:color="auto" w:val="clear"/>
+        <w:spacing w:after="0" w:before="0" w:line="252" w:lineRule="auto"/>
+        <w:ind w:left="160" w:right="160"/>
+      </w:pPr>
+      <w:r>
+        <w:rPr>
+          <w:rFonts w:ascii="Consolas" w:cs="Consolas" w:eastAsia="Consolas" w:hAnsi="Consolas"/>
+          <w:color w:val="193448"/>
+          <w:sz w:val="18"/>
+          <w:szCs w:val="18"/>
+        </w:rPr>
+        <w:t xml:space="preserve">gpresult /r /scope:computer</w:t>
       </w:r>
     </w:p>
     <w:p>
@@ -2065,7 +2314,7 @@
           <w:sz w:val="18"/>
           <w:szCs w:val="18"/>
         </w:rPr>
-        <w:t xml:space="preserve">Get-FileHash -Algorithm SHA256 C:\Staging\DISA\*</w:t>
+        <w:t xml:space="preserve">gpresult /h "C:\Evidence\hardened\policy-before\$env:COMPUTERNAME-gpresult.html" /f</w:t>
       </w:r>
     </w:p>
     <w:p>
@@ -2095,7 +2344,7 @@
           <w:sz w:val="20"/>
           <w:szCs w:val="20"/>
         </w:rPr>
-        <w:t xml:space="preserve">Every transferred file's hash matches the value recorded on the connected side, and tool and package versions are written down.</w:t>
+        <w:t xml:space="preserve">You can list both controllers' GPOs in precedence order and say why each applies, nothing is Enforced or blocked, every GPO's AD and SYSVOL versions agree, the central store holds SBD-DC01's templates, and each controller's starting gpresult report is saved.</w:t>
       </w:r>
     </w:p>
     <w:p>
@@ -2127,7 +2376,7 @@
           <w:sz w:val="21"/>
           <w:szCs w:val="21"/>
         </w:rPr>
-        <w:t xml:space="preserve">Evidence to keep: Keep the transfer record: file names, versions, both hash sets, media custody, and the date.</w:t>
+        <w:t xml:space="preserve">Evidence to keep: Keep both starting gpresult reports in C:\Evidence\hardened\policy-before, the inheritance output for the domain and the Domain Controllers OU, the GPO version listing, and a note of the central store's source and date.</w:t>
       </w:r>
     </w:p>
     <w:tbl>
@@ -2582,7 +2831,7 @@
           <w:sz w:val="21"/>
           <w:szCs w:val="21"/>
         </w:rPr>
-        <w:t xml:space="preserve">Why hash the files on both sides of the transfer?</w:t>
+        <w:t xml:space="preserve">A GPO linked at the domain and a GPO linked to the Domain Controllers OU configure the same administrative template setting differently, and neither link is Enforced. Which value does a controller end up with?</w:t>
       </w:r>
     </w:p>
     <w:p>
@@ -2674,7 +2923,7 @@
           <w:sz w:val="20"/>
           <w:szCs w:val="20"/>
         </w:rPr>
-        <w:t xml:space="preserve">The GPO package, SCC, and STIG Viewer come from DISA's public site.  Hashes are recorded on both sides of the boundary.  Tool and package versions are part of the evidence.</w:t>
+        <w:t xml:space="preserve">The closest link applies last and wins; at one OU, link order 1 wins.  Enforced and Block Inheritance are exceptions to record, not tools to reach for.  gpresult shows what actually applied, and why the rest was filtered out.</w:t>
       </w:r>
     </w:p>
     <w:p>
@@ -2690,7 +2939,109 @@
             <w:szCs w:val="18"/>
             <w:u w:val="single"/>
           </w:rPr>
-          <w:t xml:space="preserve">DISA · STIG Group Policy Objects package</w:t>
+          <w:t xml:space="preserve">Microsoft · Group Policy processing</w:t>
+        </w:r>
+      </w:hyperlink>
+    </w:p>
+    <w:p>
+      <w:pPr>
+        <w:spacing w:after="60" w:before="0" w:line="288" w:lineRule="auto"/>
+      </w:pPr>
+      <w:hyperlink w:history="1" r:id="rId9">
+        <w:r>
+          <w:rPr>
+            <w:rFonts w:ascii="Arial" w:cs="Arial" w:eastAsia="Arial" w:hAnsi="Arial"/>
+            <w:color w:val="20647C"/>
+            <w:sz w:val="18"/>
+            <w:szCs w:val="18"/>
+            <w:u w:val="single"/>
+          </w:rPr>
+          <w:t xml:space="preserve">Microsoft · Group Policy scope</w:t>
+        </w:r>
+      </w:hyperlink>
+    </w:p>
+    <w:p>
+      <w:pPr>
+        <w:spacing w:after="60" w:before="0" w:line="288" w:lineRule="auto"/>
+      </w:pPr>
+      <w:hyperlink w:history="1" r:id="rId10">
+        <w:r>
+          <w:rPr>
+            <w:rFonts w:ascii="Arial" w:cs="Arial" w:eastAsia="Arial" w:hAnsi="Arial"/>
+            <w:color w:val="20647C"/>
+            <w:sz w:val="18"/>
+            <w:szCs w:val="18"/>
+            <w:u w:val="single"/>
+          </w:rPr>
+          <w:t xml:space="preserve">Microsoft · Get-GPInheritance</w:t>
+        </w:r>
+      </w:hyperlink>
+    </w:p>
+    <w:p>
+      <w:pPr>
+        <w:spacing w:after="60" w:before="0" w:line="288" w:lineRule="auto"/>
+      </w:pPr>
+      <w:hyperlink w:history="1" r:id="rId11">
+        <w:r>
+          <w:rPr>
+            <w:rFonts w:ascii="Arial" w:cs="Arial" w:eastAsia="Arial" w:hAnsi="Arial"/>
+            <w:color w:val="20647C"/>
+            <w:sz w:val="18"/>
+            <w:szCs w:val="18"/>
+            <w:u w:val="single"/>
+          </w:rPr>
+          <w:t xml:space="preserve">Microsoft · User Group Policy needs Read permission for computers</w:t>
+        </w:r>
+      </w:hyperlink>
+    </w:p>
+    <w:p>
+      <w:pPr>
+        <w:spacing w:after="60" w:before="0" w:line="288" w:lineRule="auto"/>
+      </w:pPr>
+      <w:hyperlink w:history="1" r:id="rId12">
+        <w:r>
+          <w:rPr>
+            <w:rFonts w:ascii="Arial" w:cs="Arial" w:eastAsia="Arial" w:hAnsi="Arial"/>
+            <w:color w:val="20647C"/>
+            <w:sz w:val="18"/>
+            <w:szCs w:val="18"/>
+            <w:u w:val="single"/>
+          </w:rPr>
+          <w:t xml:space="preserve">Microsoft · Create and manage the Group Policy Central Store</w:t>
+        </w:r>
+      </w:hyperlink>
+    </w:p>
+    <w:p>
+      <w:pPr>
+        <w:spacing w:after="60" w:before="0" w:line="288" w:lineRule="auto"/>
+      </w:pPr>
+      <w:hyperlink w:history="1" r:id="rId13">
+        <w:r>
+          <w:rPr>
+            <w:rFonts w:ascii="Arial" w:cs="Arial" w:eastAsia="Arial" w:hAnsi="Arial"/>
+            <w:color w:val="20647C"/>
+            <w:sz w:val="18"/>
+            <w:szCs w:val="18"/>
+            <w:u w:val="single"/>
+          </w:rPr>
+          <w:t xml:space="preserve">Microsoft · Gpupdate</w:t>
+        </w:r>
+      </w:hyperlink>
+    </w:p>
+    <w:p>
+      <w:pPr>
+        <w:spacing w:after="60" w:before="0" w:line="288" w:lineRule="auto"/>
+      </w:pPr>
+      <w:hyperlink w:history="1" r:id="rId14">
+        <w:r>
+          <w:rPr>
+            <w:rFonts w:ascii="Arial" w:cs="Arial" w:eastAsia="Arial" w:hAnsi="Arial"/>
+            <w:color w:val="20647C"/>
+            <w:sz w:val="18"/>
+            <w:szCs w:val="18"/>
+            <w:u w:val="single"/>
+          </w:rPr>
+          <w:t xml:space="preserve">Microsoft · Gpresult</w:t>
         </w:r>
       </w:hyperlink>
     </w:p>
@@ -2707,7 +3058,7 @@
             <w:szCs w:val="18"/>
             <w:u w:val="single"/>
           </w:rPr>
-          <w:t xml:space="preserve">DISA · SRG/STIG tools (SCC and STIG Viewer)</w:t>
+          <w:t xml:space="preserve">Microsoft · Group Policy Modeling and Group Policy Results</w:t>
         </w:r>
       </w:hyperlink>
     </w:p>
@@ -2729,7 +3080,7 @@
           <w:sz w:val="16"/>
           <w:szCs w:val="16"/>
         </w:rPr>
-        <w:t xml:space="preserve">LESSON 03  /  ABOUT 25 MIN</w:t>
+        <w:t xml:space="preserve">LESSON 03  /  ABOUT 40 MIN</w:t>
       </w:r>
     </w:p>
     <w:p>
@@ -2737,7 +3088,7 @@
         <w:pStyle w:val="Heading1"/>
         <w:spacing w:after="120"/>
       </w:pPr>
-      <w:bookmarkStart w:name="lesson-baseline" w:id="5"/>
+      <w:bookmarkStart w:name="lesson-apply" w:id="5"/>
       <w:r>
         <w:rPr>
           <w:rFonts w:ascii="Arial" w:cs="Arial" w:eastAsia="Arial" w:hAnsi="Arial"/>
@@ -2747,7 +3098,7 @@
           <w:sz w:val="40"/>
           <w:szCs w:val="40"/>
         </w:rPr>
-        <w:t xml:space="preserve">Capture the pre-hardening baseline</w:t>
+        <w:t xml:space="preserve">Import and link the DISA GPOs</w:t>
       </w:r>
       <w:bookmarkEnd w:id="5"/>
     </w:p>
@@ -2778,7 +3129,7 @@
           <w:sz w:val="20"/>
           <w:szCs w:val="20"/>
         </w:rPr>
-        <w:t xml:space="preserve">Measure before you change. A scan of the freshly built controllers shows the honest starting point, teaches what the operating system already secures by default, and becomes the before picture every later scan is compared against.</w:t>
+        <w:t xml:space="preserve">Group Policy is how the STIG becomes configuration. Import the package course 1.4 staged, link each policy where its systems live so the findings marked fix by GPO can close, and keep the lab's deliberate deviations written down rather than silently skipped.</w:t>
       </w:r>
     </w:p>
     <w:p>
@@ -2815,7 +3166,7 @@
           <w:sz w:val="21"/>
           <w:szCs w:val="21"/>
         </w:rPr>
-        <w:t xml:space="preserve">Run a SCAP baseline scan against both domain controllers.</w:t>
+        <w:t xml:space="preserve">Verify the staged package and add its templates to the central store.</w:t>
       </w:r>
     </w:p>
     <w:p>
@@ -2834,7 +3185,7 @@
           <w:sz w:val="21"/>
           <w:szCs w:val="21"/>
         </w:rPr>
-        <w:t xml:space="preserve">Distinguish automated results from manual-review items.</w:t>
+        <w:t xml:space="preserve">Import DISA's policies and link them by OU, with account policies at the domain root.</w:t>
       </w:r>
     </w:p>
     <w:p>
@@ -2853,7 +3204,7 @@
           <w:sz w:val="21"/>
           <w:szCs w:val="21"/>
         </w:rPr>
-        <w:t xml:space="preserve">Preserve raw results as evidence with hashes and versions.</w:t>
+        <w:t xml:space="preserve">Handle lab-specific deviations with documentation instead of silent edits.</w:t>
       </w:r>
     </w:p>
     <w:p>
@@ -2890,7 +3241,7 @@
           <w:sz w:val="21"/>
           <w:szCs w:val="21"/>
         </w:rPr>
-        <w:t xml:space="preserve">On each domain controller, run SCC with the Windows Server STIG benchmark for your release and the directory-related content staged for this course. Save each session's results with the host name and date.</w:t>
+        <w:t xml:space="preserve">Start from course 1.4's handoff. Read the package release in C:\Evidence\baseline\findings\handoff.txt, confirm the package in C:\Staging\DISA still matches its connected-side hash, and only then extract it. Copy its ADMX files and their en-US ADML files into the central store from lesson 2, without replacing a newer Microsoft template with an older copy of the same file.</w:t>
       </w:r>
     </w:p>
     <w:p>
@@ -2909,7 +3260,7 @@
           <w:sz w:val="21"/>
           <w:szCs w:val="21"/>
         </w:rPr>
-        <w:t xml:space="preserve">Open the results and read, don't just count. Note which checks already pass: the newest Windows Server release ships with defaults such as required signing on outbound SMB connections and LDAP sealing on new deployments, so part of the STIG is green before you touch anything.</w:t>
+        <w:t xml:space="preserve">Import each policy this network uses into a new GPO with the GPMC Import Settings wizard or Import-GPO: the Windows Server domain controller, member server and user policies, and the Windows client policies for your fleet's release, which stay unlinked until courses 1.8 and 1.13 link them. Keep DISA's names behind an SBD prefix so the source release stays identifiable. An import replaces every setting in the target GPO and brings no links, security filtering or WMI filter. Where the package's user-rights settings name placeholder groups such as ADD YOUR DOMAIN ADMINS, map them to sbd.test's real groups with a migration table — check the package's support files for one before building your own in GPMC's Migration Table Editor.</w:t>
       </w:r>
     </w:p>
     <w:p>
@@ -2928,7 +3279,7 @@
           <w:sz w:val="21"/>
           <w:szCs w:val="21"/>
         </w:rPr>
-        <w:t xml:space="preserve">Separate the automated results from the manual checks. SCAP answers what a scanner can read; items marked for manual review go to STIG Viewer for a human answer in lesson 5.</w:t>
+        <w:t xml:space="preserve">Link by OU. Link the domain controller policy to the Domain Controllers OU at link order 1, above the Default Domain Controllers Policy, and the member-server policy to the Servers OU, so the systems later courses build there are hardened from first boot. Domain controllers read password, lockout and Kerberos policy only from GPOs linked at the domain root: if the package carries account policies, set those values in a GPO linked there above the Default Domain Policy, because at an OU they do nothing for domain accounts. Use neither Enforced nor Block Inheritance.</w:t>
       </w:r>
     </w:p>
     <w:p>
@@ -2947,7 +3298,26 @@
           <w:sz w:val="21"/>
           <w:szCs w:val="21"/>
         </w:rPr>
-        <w:t xml:space="preserve">Store the raw result files unmodified, with recorded hashes. The baseline is evidence; a cleaned-up copy is a summary, not the record.</w:t>
+        <w:t xml:space="preserve">Apply the user policy where people sign in. Its settings belong to every session on a hardened server, whoever signs in — an administrator from the Admin OU, or the built-in Administrator in the default Users container, where no GPO can link. So link the DISA user policy to the Domain Controllers and Servers OUs and, in a small GPO linked to both, enable Configure user Group Policy loopback processing mode set to Merge. Record that decision — it is the only loopback this course uses — and compare it with the package's own instructions for its user policy.</w:t>
+      </w:r>
+    </w:p>
+    <w:p>
+      <w:pPr>
+        <w:pStyle w:val="ListParagraph"/>
+        <w:numPr>
+          <w:ilvl w:val="0"/>
+          <w:numId w:val="6"/>
+        </w:numPr>
+        <w:spacing w:after="120" w:before="0" w:line="288" w:lineRule="auto"/>
+      </w:pPr>
+      <w:r>
+        <w:rPr>
+          <w:rFonts w:ascii="Arial" w:cs="Arial" w:eastAsia="Arial" w:hAnsi="Arial"/>
+          <w:color w:val="526B7E"/>
+          <w:sz w:val="21"/>
+          <w:szCs w:val="21"/>
+        </w:rPr>
+        <w:t xml:space="preserve">Walk the settings that need a decision in this network — anything that assumes infrastructure the lab does not have or conflicts with an earlier design — and record each deviation with its rationale instead of deleting the setting. Check each fix-by-GPO item in course 1.4's findings record against the imported settings, so you know which ones the rescan should show closed. Then, once SBD-DC02 shows the same GPO versions, refresh policy on both controllers and confirm with gpresult that the SBD DISA GPOs apply and that replication still succeeds both ways. Finally, confirm the course 1.3 time design is intact with no time setting from Group Policy: w32tm /query /configuration must show no (Policy) value, and any Windows Time Service setting an imported GPO carries goes back to Not Configured, with the change recorded.</w:t>
       </w:r>
     </w:p>
     <w:p>
@@ -2981,7 +3351,7 @@
           <w:sz w:val="18"/>
           <w:szCs w:val="18"/>
         </w:rPr>
-        <w:t xml:space="preserve"># Adapt paths to your SCC installation and session directory.</w:t>
+        <w:t xml:space="preserve"># On SBD-DC01. True means the package matches the hash recorded on the connected side.</w:t>
       </w:r>
     </w:p>
     <w:p>
@@ -2997,7 +3367,215 @@
           <w:sz w:val="18"/>
           <w:szCs w:val="18"/>
         </w:rPr>
-        <w:t xml:space="preserve">Get-ChildItem C:\Evidence\baseline -Recurse -Include *.xml | Select-Object Name, LastWriteTime</w:t>
+        <w:t xml:space="preserve">$package = Get-ChildItem C:\Staging\DISA -Filter '*GPO*.zip' | Select-Object -First 1</w:t>
+      </w:r>
+    </w:p>
+    <w:p>
+      <w:pPr>
+        <w:shd w:fill="F1F7FA" w:color="auto" w:val="clear"/>
+        <w:spacing w:after="0" w:before="0" w:line="252" w:lineRule="auto"/>
+        <w:ind w:left="160" w:right="160"/>
+      </w:pPr>
+      <w:r>
+        <w:rPr>
+          <w:rFonts w:ascii="Consolas" w:cs="Consolas" w:eastAsia="Consolas" w:hAnsi="Consolas"/>
+          <w:color w:val="193448"/>
+          <w:sz w:val="18"/>
+          <w:szCs w:val="18"/>
+        </w:rPr>
+        <w:t xml:space="preserve">(Get-FileHash $package.FullName -Algorithm SHA256).Hash -in (Import-Csv C:\Evidence\baseline\transfer\connected-side-hashes.csv).Hash</w:t>
+      </w:r>
+    </w:p>
+    <w:p>
+      <w:pPr>
+        <w:shd w:fill="F1F7FA" w:color="auto" w:val="clear"/>
+        <w:spacing w:after="0" w:before="0" w:line="252" w:lineRule="auto"/>
+        <w:ind w:left="160" w:right="160"/>
+      </w:pPr>
+      <w:r>
+        <w:rPr>
+          <w:rFonts w:ascii="Consolas" w:cs="Consolas" w:eastAsia="Consolas" w:hAnsi="Consolas"/>
+          <w:color w:val="193448"/>
+          <w:sz w:val="18"/>
+          <w:szCs w:val="18"/>
+        </w:rPr>
+        <w:t xml:space="preserve">Expand-Archive $package.FullName -DestinationPath C:\Staging\GPO</w:t>
+      </w:r>
+    </w:p>
+    <w:p>
+      <w:pPr>
+        <w:shd w:fill="F1F7FA" w:color="auto" w:val="clear"/>
+        <w:spacing w:after="0" w:before="0" w:line="252" w:lineRule="auto"/>
+        <w:ind w:left="160" w:right="160"/>
+      </w:pPr>
+      <w:r>
+        <w:rPr>
+          <w:rFonts w:ascii="Consolas" w:cs="Consolas" w:eastAsia="Consolas" w:hAnsi="Consolas"/>
+          <w:color w:val="193448"/>
+          <w:sz w:val="18"/>
+          <w:szCs w:val="18"/>
+        </w:rPr>
+        <w:t xml:space="preserve"># Per policy; take the exact names and folders from the package:</w:t>
+      </w:r>
+    </w:p>
+    <w:p>
+      <w:pPr>
+        <w:shd w:fill="F1F7FA" w:color="auto" w:val="clear"/>
+        <w:spacing w:after="0" w:before="0" w:line="252" w:lineRule="auto"/>
+        <w:ind w:left="160" w:right="160"/>
+      </w:pPr>
+      <w:r>
+        <w:rPr>
+          <w:rFonts w:ascii="Consolas" w:cs="Consolas" w:eastAsia="Consolas" w:hAnsi="Consolas"/>
+          <w:color w:val="193448"/>
+          <w:sz w:val="18"/>
+          <w:szCs w:val="18"/>
+        </w:rPr>
+        <w:t xml:space="preserve">Import-GPO -BackupGpoName '&lt;DISA GPO name&gt;' -TargetName 'SBD &lt;DISA GPO name&gt;' -Path '&lt;package GPOs folder&gt;' -MigrationTable '&lt;migration table&gt;' -CreateIfNeeded</w:t>
+      </w:r>
+    </w:p>
+    <w:p>
+      <w:pPr>
+        <w:shd w:fill="F1F7FA" w:color="auto" w:val="clear"/>
+        <w:spacing w:after="0" w:before="0" w:line="252" w:lineRule="auto"/>
+        <w:ind w:left="160" w:right="160"/>
+      </w:pPr>
+      <w:r>
+        <w:rPr>
+          <w:rFonts w:ascii="Consolas" w:cs="Consolas" w:eastAsia="Consolas" w:hAnsi="Consolas"/>
+          <w:color w:val="193448"/>
+          <w:sz w:val="18"/>
+          <w:szCs w:val="18"/>
+        </w:rPr>
+        <w:t xml:space="preserve">New-GPLink -Name 'SBD &lt;DISA domain controller GPO name&gt;' -Target 'OU=Domain Controllers,DC=sbd,DC=test' -Order 1</w:t>
+      </w:r>
+    </w:p>
+    <w:p>
+      <w:pPr>
+        <w:shd w:fill="F1F7FA" w:color="auto" w:val="clear"/>
+        <w:spacing w:after="0" w:before="0" w:line="252" w:lineRule="auto"/>
+        <w:ind w:left="160" w:right="160"/>
+      </w:pPr>
+      <w:r>
+        <w:rPr>
+          <w:rFonts w:ascii="Consolas" w:cs="Consolas" w:eastAsia="Consolas" w:hAnsi="Consolas"/>
+          <w:color w:val="193448"/>
+          <w:sz w:val="18"/>
+          <w:szCs w:val="18"/>
+        </w:rPr>
+        <w:t xml:space="preserve">Get-GPInheritance -Target 'OU=Domain Controllers,DC=sbd,DC=test'</w:t>
+      </w:r>
+    </w:p>
+    <w:p>
+      <w:pPr>
+        <w:shd w:fill="F1F7FA" w:color="auto" w:val="clear"/>
+        <w:spacing w:after="0" w:before="0" w:line="252" w:lineRule="auto"/>
+        <w:ind w:left="160" w:right="160"/>
+      </w:pPr>
+      <w:r>
+        <w:rPr>
+          <w:rFonts w:ascii="Consolas" w:cs="Consolas" w:eastAsia="Consolas" w:hAnsi="Consolas"/>
+          <w:color w:val="193448"/>
+          <w:sz w:val="18"/>
+          <w:szCs w:val="18"/>
+        </w:rPr>
+        <w:t xml:space="preserve"># On each controller's console; carry SBD-DC02's report to SBD-DC01:</w:t>
+      </w:r>
+    </w:p>
+    <w:p>
+      <w:pPr>
+        <w:shd w:fill="F1F7FA" w:color="auto" w:val="clear"/>
+        <w:spacing w:after="0" w:before="0" w:line="252" w:lineRule="auto"/>
+        <w:ind w:left="160" w:right="160"/>
+      </w:pPr>
+      <w:r>
+        <w:rPr>
+          <w:rFonts w:ascii="Consolas" w:cs="Consolas" w:eastAsia="Consolas" w:hAnsi="Consolas"/>
+          <w:color w:val="193448"/>
+          <w:sz w:val="18"/>
+          <w:szCs w:val="18"/>
+        </w:rPr>
+        <w:t xml:space="preserve">gpupdate /force</w:t>
+      </w:r>
+    </w:p>
+    <w:p>
+      <w:pPr>
+        <w:shd w:fill="F1F7FA" w:color="auto" w:val="clear"/>
+        <w:spacing w:after="0" w:before="0" w:line="252" w:lineRule="auto"/>
+        <w:ind w:left="160" w:right="160"/>
+      </w:pPr>
+      <w:r>
+        <w:rPr>
+          <w:rFonts w:ascii="Consolas" w:cs="Consolas" w:eastAsia="Consolas" w:hAnsi="Consolas"/>
+          <w:color w:val="193448"/>
+          <w:sz w:val="18"/>
+          <w:szCs w:val="18"/>
+        </w:rPr>
+        <w:t xml:space="preserve">gpresult /r /scope:computer</w:t>
+      </w:r>
+    </w:p>
+    <w:p>
+      <w:pPr>
+        <w:shd w:fill="F1F7FA" w:color="auto" w:val="clear"/>
+        <w:spacing w:after="0" w:before="0" w:line="252" w:lineRule="auto"/>
+        <w:ind w:left="160" w:right="160"/>
+      </w:pPr>
+      <w:r>
+        <w:rPr>
+          <w:rFonts w:ascii="Consolas" w:cs="Consolas" w:eastAsia="Consolas" w:hAnsi="Consolas"/>
+          <w:color w:val="193448"/>
+          <w:sz w:val="18"/>
+          <w:szCs w:val="18"/>
+        </w:rPr>
+        <w:t xml:space="preserve">New-Item -ItemType Directory C:\Evidence\hardened\import -Force | Out-Null</w:t>
+      </w:r>
+    </w:p>
+    <w:p>
+      <w:pPr>
+        <w:shd w:fill="F1F7FA" w:color="auto" w:val="clear"/>
+        <w:spacing w:after="0" w:before="0" w:line="252" w:lineRule="auto"/>
+        <w:ind w:left="160" w:right="160"/>
+      </w:pPr>
+      <w:r>
+        <w:rPr>
+          <w:rFonts w:ascii="Consolas" w:cs="Consolas" w:eastAsia="Consolas" w:hAnsi="Consolas"/>
+          <w:color w:val="193448"/>
+          <w:sz w:val="18"/>
+          <w:szCs w:val="18"/>
+        </w:rPr>
+        <w:t xml:space="preserve">gpresult /h "C:\Evidence\hardened\import\$env:COMPUTERNAME-gpresult.html" /f</w:t>
+      </w:r>
+    </w:p>
+    <w:p>
+      <w:pPr>
+        <w:shd w:fill="F1F7FA" w:color="auto" w:val="clear"/>
+        <w:spacing w:after="0" w:before="0" w:line="252" w:lineRule="auto"/>
+        <w:ind w:left="160" w:right="160"/>
+      </w:pPr>
+      <w:r>
+        <w:rPr>
+          <w:rFonts w:ascii="Consolas" w:cs="Consolas" w:eastAsia="Consolas" w:hAnsi="Consolas"/>
+          <w:color w:val="193448"/>
+          <w:sz w:val="18"/>
+          <w:szCs w:val="18"/>
+        </w:rPr>
+        <w:t xml:space="preserve">w32tm /query /source   # SBD-DC01: Local CMOS Clock; SBD-DC02: a domain controller</w:t>
+      </w:r>
+    </w:p>
+    <w:p>
+      <w:pPr>
+        <w:shd w:fill="F1F7FA" w:color="auto" w:val="clear"/>
+        <w:spacing w:after="0" w:before="0" w:line="252" w:lineRule="auto"/>
+        <w:ind w:left="160" w:right="160"/>
+      </w:pPr>
+      <w:r>
+        <w:rPr>
+          <w:rFonts w:ascii="Consolas" w:cs="Consolas" w:eastAsia="Consolas" w:hAnsi="Consolas"/>
+          <w:color w:val="193448"/>
+          <w:sz w:val="18"/>
+          <w:szCs w:val="18"/>
+        </w:rPr>
+        <w:t xml:space="preserve">w32tm /query /configuration | Select-String '\(Policy\)'   # expected: no output, so no time setting comes from Group Policy</w:t>
       </w:r>
     </w:p>
     <w:p>
@@ -3013,7 +3591,7 @@
           <w:sz w:val="18"/>
           <w:szCs w:val="18"/>
         </w:rPr>
-        <w:t xml:space="preserve">Get-FileHash -Algorithm SHA256 C:\Evidence\baseline\*</w:t>
+        <w:t xml:space="preserve">repadmin /replsummary</w:t>
       </w:r>
     </w:p>
     <w:p>
@@ -3043,7 +3621,7 @@
           <w:sz w:val="20"/>
           <w:szCs w:val="20"/>
         </w:rPr>
-        <w:t xml:space="preserve">Both controllers have a dated baseline result set, the already-compliant OS defaults are noted, and the raw files are hashed and stored.</w:t>
+        <w:t xml:space="preserve">The package matched its connected-side hash, the central store serves its templates, placeholder groups map to real ones, the links follow the OU design with the domain controller policy at link order 1 and nothing Enforced or blocked, gpresult on both controllers lists the SBD DISA GPOs as applied, time and replication are unchanged with no time setting from Group Policy, and every deviation has a written reason and owner.</w:t>
       </w:r>
     </w:p>
     <w:p>
@@ -3075,7 +3653,7 @@
           <w:sz w:val="21"/>
           <w:szCs w:val="21"/>
         </w:rPr>
-        <w:t xml:space="preserve">Evidence to keep: Keep the per-host result files, their hashes, the benchmark and tool versions, and a short note of what the OS defaults already covered.</w:t>
+        <w:t xml:space="preserve">Evidence to keep: Keep the import record — package release and hash check, each GPO's name and source, the migration table, the links with their order, the loopback decision, and both gpresult reports in C:\Evidence\hardened\import — and the deviation list with rationale and owner.</w:t>
       </w:r>
     </w:p>
     <w:tbl>
@@ -3530,7 +4108,7 @@
           <w:sz w:val="21"/>
           <w:szCs w:val="21"/>
         </w:rPr>
-        <w:t xml:space="preserve">Why scan before applying any GPO?</w:t>
+        <w:t xml:space="preserve">Why does the OU work from lesson 1 matter here?</w:t>
       </w:r>
     </w:p>
     <w:p>
@@ -3622,7 +4200,7 @@
           <w:sz w:val="20"/>
           <w:szCs w:val="20"/>
         </w:rPr>
-        <w:t xml:space="preserve">The baseline is measured, dated, and stored unmodified.  Secure-by-default items are recognized, not claimed as your work.  Manual checks are queued for human review.</w:t>
+        <w:t xml:space="preserve">The central store keeps policy definitions consistent across controllers.  Links follow the OU design; account policies live at the domain root.  Deviations are documented decisions, not deletions.</w:t>
       </w:r>
     </w:p>
     <w:p>
@@ -3638,7 +4216,7 @@
             <w:szCs w:val="18"/>
             <w:u w:val="single"/>
           </w:rPr>
-          <w:t xml:space="preserve">Microsoft · What's new in Windows Server 2025</w:t>
+          <w:t xml:space="preserve">Microsoft · Group Policy processing</w:t>
         </w:r>
       </w:hyperlink>
     </w:p>
@@ -3655,7 +4233,92 @@
             <w:szCs w:val="18"/>
             <w:u w:val="single"/>
           </w:rPr>
-          <w:t xml:space="preserve">DISA · SRG/STIG tools (SCC and STIG Viewer)</w:t>
+          <w:t xml:space="preserve">Microsoft · Create and manage the Group Policy Central Store</w:t>
+        </w:r>
+      </w:hyperlink>
+    </w:p>
+    <w:p>
+      <w:pPr>
+        <w:spacing w:after="60" w:before="0" w:line="288" w:lineRule="auto"/>
+      </w:pPr>
+      <w:hyperlink w:history="1" r:id="rId15">
+        <w:r>
+          <w:rPr>
+            <w:rFonts w:ascii="Arial" w:cs="Arial" w:eastAsia="Arial" w:hAnsi="Arial"/>
+            <w:color w:val="20647C"/>
+            <w:sz w:val="18"/>
+            <w:szCs w:val="18"/>
+            <w:u w:val="single"/>
+          </w:rPr>
+          <w:t xml:space="preserve">Microsoft · Gpresult</w:t>
+        </w:r>
+      </w:hyperlink>
+    </w:p>
+    <w:p>
+      <w:pPr>
+        <w:spacing w:after="60" w:before="0" w:line="288" w:lineRule="auto"/>
+      </w:pPr>
+      <w:hyperlink w:history="1" r:id="rId16">
+        <w:r>
+          <w:rPr>
+            <w:rFonts w:ascii="Arial" w:cs="Arial" w:eastAsia="Arial" w:hAnsi="Arial"/>
+            <w:color w:val="20647C"/>
+            <w:sz w:val="18"/>
+            <w:szCs w:val="18"/>
+            <w:u w:val="single"/>
+          </w:rPr>
+          <w:t xml:space="preserve">Microsoft · Import-GPO</w:t>
+        </w:r>
+      </w:hyperlink>
+    </w:p>
+    <w:p>
+      <w:pPr>
+        <w:spacing w:after="60" w:before="0" w:line="288" w:lineRule="auto"/>
+      </w:pPr>
+      <w:hyperlink w:history="1" r:id="rId17">
+        <w:r>
+          <w:rPr>
+            <w:rFonts w:ascii="Arial" w:cs="Arial" w:eastAsia="Arial" w:hAnsi="Arial"/>
+            <w:color w:val="20647C"/>
+            <w:sz w:val="18"/>
+            <w:szCs w:val="18"/>
+            <w:u w:val="single"/>
+          </w:rPr>
+          <w:t xml:space="preserve">Microsoft · Back up, restore, migrate, and copy Group Policy Objects</w:t>
+        </w:r>
+      </w:hyperlink>
+    </w:p>
+    <w:p>
+      <w:pPr>
+        <w:spacing w:after="60" w:before="0" w:line="288" w:lineRule="auto"/>
+      </w:pPr>
+      <w:hyperlink w:history="1" r:id="rId18">
+        <w:r>
+          <w:rPr>
+            <w:rFonts w:ascii="Arial" w:cs="Arial" w:eastAsia="Arial" w:hAnsi="Arial"/>
+            <w:color w:val="20647C"/>
+            <w:sz w:val="18"/>
+            <w:szCs w:val="18"/>
+            <w:u w:val="single"/>
+          </w:rPr>
+          <w:t xml:space="preserve">Microsoft · New-GPLink</w:t>
+        </w:r>
+      </w:hyperlink>
+    </w:p>
+    <w:p>
+      <w:pPr>
+        <w:spacing w:after="60" w:before="0" w:line="288" w:lineRule="auto"/>
+      </w:pPr>
+      <w:hyperlink w:history="1" r:id="rId19">
+        <w:r>
+          <w:rPr>
+            <w:rFonts w:ascii="Arial" w:cs="Arial" w:eastAsia="Arial" w:hAnsi="Arial"/>
+            <w:color w:val="20647C"/>
+            <w:sz w:val="18"/>
+            <w:szCs w:val="18"/>
+            <w:u w:val="single"/>
+          </w:rPr>
+          <w:t xml:space="preserve">Microsoft · Group Policy application rules for domain controllers</w:t>
         </w:r>
       </w:hyperlink>
     </w:p>
@@ -3672,7 +4335,7 @@
             <w:szCs w:val="18"/>
             <w:u w:val="single"/>
           </w:rPr>
-          <w:t xml:space="preserve">NIST · National Checklist Program (SP 800-70)</w:t>
+          <w:t xml:space="preserve">DISA · STIG Group Policy Objects package</w:t>
         </w:r>
       </w:hyperlink>
     </w:p>
@@ -3702,7 +4365,7 @@
         <w:pStyle w:val="Heading1"/>
         <w:spacing w:after="120"/>
       </w:pPr>
-      <w:bookmarkStart w:name="lesson-apply" w:id="6"/>
+      <w:bookmarkStart w:name="lesson-rescan" w:id="6"/>
       <w:r>
         <w:rPr>
           <w:rFonts w:ascii="Arial" w:cs="Arial" w:eastAsia="Arial" w:hAnsi="Arial"/>
@@ -3712,7 +4375,7 @@
           <w:sz w:val="40"/>
           <w:szCs w:val="40"/>
         </w:rPr>
-        <w:t xml:space="preserve">Import and link the DISA GPOs</w:t>
+        <w:t xml:space="preserve">Rescan, reconcile, and record</w:t>
       </w:r>
       <w:bookmarkEnd w:id="6"/>
     </w:p>
@@ -3743,7 +4406,7 @@
           <w:sz w:val="20"/>
           <w:szCs w:val="20"/>
         </w:rPr>
-        <w:t xml:space="preserve">Group Policy is how the STIG becomes configuration. Import the package into the central store, link by organizational unit, and keep the lab's deliberate deviations written down rather than silently skipped.</w:t>
+        <w:t xml:space="preserve">The second scan is the verdict. Rescan with exactly the versions course 1.4 used, compare each controller with its own baseline, update copies of the course 1.4 checklists, and give every remaining open item an answer.</w:t>
       </w:r>
     </w:p>
     <w:p>
@@ -3780,7 +4443,7 @@
           <w:sz w:val="21"/>
           <w:szCs w:val="21"/>
         </w:rPr>
-        <w:t xml:space="preserve">Stage the package's templates in the Group Policy central store.</w:t>
+        <w:t xml:space="preserve">Rescan with course 1.4's SCC version, benchmark release and profile, and compare against the baseline.</w:t>
       </w:r>
     </w:p>
     <w:p>
@@ -3799,7 +4462,7 @@
           <w:sz w:val="21"/>
           <w:szCs w:val="21"/>
         </w:rPr>
-        <w:t xml:space="preserve">Import DISA's policies and link them by organizational unit.</w:t>
+        <w:t xml:space="preserve">Update copies of the course 1.4 checklists and re-answer what the policies changed.</w:t>
       </w:r>
     </w:p>
     <w:p>
@@ -3818,7 +4481,7 @@
           <w:sz w:val="21"/>
           <w:szCs w:val="21"/>
         </w:rPr>
-        <w:t xml:space="preserve">Handle lab-specific deviations with documentation instead of silent edits.</w:t>
+        <w:t xml:space="preserve">Close or classify every item in the findings record.</w:t>
       </w:r>
     </w:p>
     <w:p>
@@ -3855,7 +4518,7 @@
           <w:sz w:val="21"/>
           <w:szCs w:val="21"/>
         </w:rPr>
-        <w:t xml:space="preserve">Copy the package's ADMX and ADML templates into the domain's Group Policy central store (the PolicyDefinitions folder in SYSVOL) so every editor on any domain controller shows the same settings.</w:t>
+        <w:t xml:space="preserve">Check that the baseline is untouched: the hash of C:\Evidence\baseline-manifest.csv must match the one course 1.4 recorded, and every file in C:\Evidence\baseline must still match the manifest. Read handoff.txt, confirm SCC and the benchmark on each controller are still those versions, and rescan both controllers locally with the same profile. Changing anything between scans makes the comparison meaningless.</w:t>
       </w:r>
     </w:p>
     <w:p>
@@ -3874,7 +4537,7 @@
           <w:sz w:val="21"/>
           <w:szCs w:val="21"/>
         </w:rPr>
-        <w:t xml:space="preserve">Create empty GPOs named for the package's policies and import the package's settings into them with the GPMC Import Settings wizard or Import-GPO. Keep DISA's names with a local prefix so the source release stays identifiable.</w:t>
+        <w:t xml:space="preserve">Copy each new session into C:\Evidence\hardened\&lt;host name&gt; and hash it, and carry SBD-DC02's set to SBD-DC01 as in course 1.4. Compare each controller with its own baseline: which rules moved from open to pass, which stayed open, and whether any regressed. Attribute each change to the GPO that caused it — the gpresult report names the winning GPO for every setting.</w:t>
       </w:r>
     </w:p>
     <w:p>
@@ -3893,7 +4556,7 @@
           <w:sz w:val="21"/>
           <w:szCs w:val="21"/>
         </w:rPr>
-        <w:t xml:space="preserve">Link the domain-controller policies to the Domain Controllers OU and the member-server policies to the Servers OU for future systems. Review link order and inheritance; do not use Enforced as a shortcut around understanding precedence.</w:t>
+        <w:t xml:space="preserve">Copy the three checklists from C:\Evidence\baseline\checklists into C:\Evidence\hardened\checklists and open only the copies in STIG Viewer, so nothing it saves can touch the baseline. Import each controller's new XCCDF results into its copy — with the benchmark and the checklist's STIG release unchanged, the import summary should match course 1.4's — then revisit every manual answer the policies may have changed, sbd.test's included, updating Finding Details and Comments with what you observed and when. Save and hash the copies; the baseline checklists stay exactly as hashed.</w:t>
       </w:r>
     </w:p>
     <w:p>
@@ -3912,7 +4575,7 @@
           <w:sz w:val="21"/>
           <w:szCs w:val="21"/>
         </w:rPr>
-        <w:t xml:space="preserve">Walk the settings that need a decision in this network — anything referencing infrastructure the lab does not have. Record each deviation with its rationale instead of deleting the setting, then update policy and confirm application.</w:t>
+        <w:t xml:space="preserve">Work through the findings record. Every fix-by-GPO item should now be closed; if one isn't, find out why — the GPO didn't apply, a closer GPO won, or the setting needs the domain root or a restart. Work in a copy, C:\Evidence\hardened\findings\findings-record.csv: give each item a Resolution — closed by GPO, deviation (for lesson 5's exception record) or POA&amp;M candidate (Plan of Action and Milestones), with its owner and date — and the Evidence that shows it. Treat any new open item as a finding to fix or classify.</w:t>
       </w:r>
     </w:p>
     <w:p>
@@ -3946,7 +4609,7 @@
           <w:sz w:val="18"/>
           <w:szCs w:val="18"/>
         </w:rPr>
-        <w:t xml:space="preserve">Get-ChildItem \\sbd.test\SYSVOL\sbd.test\Policies\PolicyDefinitions | Measure-Object</w:t>
+        <w:t xml:space="preserve"># On SBD-DC01: the manifest's hash must match course 1.4's record; no Compare-Object output means no baseline file changed</w:t>
       </w:r>
     </w:p>
     <w:p>
@@ -3962,7 +4625,7 @@
           <w:sz w:val="18"/>
           <w:szCs w:val="18"/>
         </w:rPr>
-        <w:t xml:space="preserve">Get-GPO -All | Select-Object DisplayName, GpoStatus, ModificationTime</w:t>
+        <w:t xml:space="preserve">Get-FileHash -Algorithm SHA256 C:\Evidence\baseline-manifest.csv</w:t>
       </w:r>
     </w:p>
     <w:p>
@@ -3978,7 +4641,7 @@
           <w:sz w:val="18"/>
           <w:szCs w:val="18"/>
         </w:rPr>
-        <w:t xml:space="preserve">Get-GPInheritance -Target 'OU=Domain Controllers,DC=sbd,DC=test'</w:t>
+        <w:t xml:space="preserve">Compare-Object (Import-Csv C:\Evidence\baseline-manifest.csv).Hash (Get-ChildItem C:\Evidence\baseline -Recurse -File | Get-FileHash -Algorithm SHA256).Hash</w:t>
       </w:r>
     </w:p>
     <w:p>
@@ -3994,7 +4657,199 @@
           <w:sz w:val="18"/>
           <w:szCs w:val="18"/>
         </w:rPr>
-        <w:t xml:space="preserve">gpupdate /force</w:t>
+        <w:t xml:space="preserve">Get-Content C:\Evidence\baseline\findings\handoff.txt   # the SCC version, benchmark release and profile to reuse</w:t>
+      </w:r>
+    </w:p>
+    <w:p>
+      <w:pPr>
+        <w:shd w:fill="F1F7FA" w:color="auto" w:val="clear"/>
+        <w:spacing w:after="0" w:before="0" w:line="252" w:lineRule="auto"/>
+        <w:ind w:left="160" w:right="160"/>
+      </w:pPr>
+      <w:r>
+        <w:rPr>
+          <w:rFonts w:ascii="Consolas" w:cs="Consolas" w:eastAsia="Consolas" w:hAnsi="Consolas"/>
+          <w:color w:val="193448"/>
+          <w:sz w:val="18"/>
+          <w:szCs w:val="18"/>
+        </w:rPr>
+        <w:t xml:space="preserve"># On each controller, after its SCC rescan (adapt the path to SCC's results directory); SBD-DC02 then copies its set to SBD-DC01</w:t>
+      </w:r>
+    </w:p>
+    <w:p>
+      <w:pPr>
+        <w:shd w:fill="F1F7FA" w:color="auto" w:val="clear"/>
+        <w:spacing w:after="0" w:before="0" w:line="252" w:lineRule="auto"/>
+        <w:ind w:left="160" w:right="160"/>
+      </w:pPr>
+      <w:r>
+        <w:rPr>
+          <w:rFonts w:ascii="Consolas" w:cs="Consolas" w:eastAsia="Consolas" w:hAnsi="Consolas"/>
+          <w:color w:val="193448"/>
+          <w:sz w:val="18"/>
+          <w:szCs w:val="18"/>
+        </w:rPr>
+        <w:t xml:space="preserve">$session = Get-ChildItem "$env:USERPROFILE\SCC\Sessions" -Directory | Sort-Object Name | Select-Object -Last 1</w:t>
+      </w:r>
+    </w:p>
+    <w:p>
+      <w:pPr>
+        <w:shd w:fill="F1F7FA" w:color="auto" w:val="clear"/>
+        <w:spacing w:after="0" w:before="0" w:line="252" w:lineRule="auto"/>
+        <w:ind w:left="160" w:right="160"/>
+      </w:pPr>
+      <w:r>
+        <w:rPr>
+          <w:rFonts w:ascii="Consolas" w:cs="Consolas" w:eastAsia="Consolas" w:hAnsi="Consolas"/>
+          <w:color w:val="193448"/>
+          <w:sz w:val="18"/>
+          <w:szCs w:val="18"/>
+        </w:rPr>
+        <w:t xml:space="preserve">Copy-Item $session.FullName -Destination "C:\Evidence\hardened\$env:COMPUTERNAME" -Recurse</w:t>
+      </w:r>
+    </w:p>
+    <w:p>
+      <w:pPr>
+        <w:shd w:fill="F1F7FA" w:color="auto" w:val="clear"/>
+        <w:spacing w:after="0" w:before="0" w:line="252" w:lineRule="auto"/>
+        <w:ind w:left="160" w:right="160"/>
+      </w:pPr>
+      <w:r>
+        <w:rPr>
+          <w:rFonts w:ascii="Consolas" w:cs="Consolas" w:eastAsia="Consolas" w:hAnsi="Consolas"/>
+          <w:color w:val="193448"/>
+          <w:sz w:val="18"/>
+          <w:szCs w:val="18"/>
+        </w:rPr>
+        <w:t xml:space="preserve">Get-ChildItem "C:\Evidence\hardened\$env:COMPUTERNAME" -Recurse -File | Get-FileHash -Algorithm SHA256 | Export-Csv "C:\Evidence\hardened\$env:COMPUTERNAME-hashes.csv" -NoTypeInformation</w:t>
+      </w:r>
+    </w:p>
+    <w:p>
+      <w:pPr>
+        <w:shd w:fill="F1F7FA" w:color="auto" w:val="clear"/>
+        <w:spacing w:after="0" w:before="0" w:line="252" w:lineRule="auto"/>
+        <w:ind w:left="160" w:right="160"/>
+      </w:pPr>
+      <w:r>
+        <w:rPr>
+          <w:rFonts w:ascii="Consolas" w:cs="Consolas" w:eastAsia="Consolas" w:hAnsi="Consolas"/>
+          <w:color w:val="193448"/>
+          <w:sz w:val="18"/>
+          <w:szCs w:val="18"/>
+        </w:rPr>
+        <w:t xml:space="preserve">Copy-Item C:\Evidence\hardened\SBD-DC02, C:\Evidence\hardened\SBD-DC02-hashes.csv -Destination '\\SBD-DC01\C$\Evidence\hardened\' -Recurse   # on SBD-DC02</w:t>
+      </w:r>
+    </w:p>
+    <w:p>
+      <w:pPr>
+        <w:shd w:fill="F1F7FA" w:color="auto" w:val="clear"/>
+        <w:spacing w:after="0" w:before="0" w:line="252" w:lineRule="auto"/>
+        <w:ind w:left="160" w:right="160"/>
+      </w:pPr>
+      <w:r>
+        <w:rPr>
+          <w:rFonts w:ascii="Consolas" w:cs="Consolas" w:eastAsia="Consolas" w:hAnsi="Consolas"/>
+          <w:color w:val="193448"/>
+          <w:sz w:val="18"/>
+          <w:szCs w:val="18"/>
+        </w:rPr>
+        <w:t xml:space="preserve"># On SBD-DC01: verify the copy, then list each changed rule twice, &lt;= its baseline result and =&gt; its result now</w:t>
+      </w:r>
+    </w:p>
+    <w:p>
+      <w:pPr>
+        <w:shd w:fill="F1F7FA" w:color="auto" w:val="clear"/>
+        <w:spacing w:after="0" w:before="0" w:line="252" w:lineRule="auto"/>
+        <w:ind w:left="160" w:right="160"/>
+      </w:pPr>
+      <w:r>
+        <w:rPr>
+          <w:rFonts w:ascii="Consolas" w:cs="Consolas" w:eastAsia="Consolas" w:hAnsi="Consolas"/>
+          <w:color w:val="193448"/>
+          <w:sz w:val="18"/>
+          <w:szCs w:val="18"/>
+        </w:rPr>
+        <w:t xml:space="preserve">Compare-Object (Import-Csv C:\Evidence\hardened\SBD-DC02-hashes.csv).Hash (Get-ChildItem C:\Evidence\hardened\SBD-DC02 -Recurse -File | Get-FileHash -Algorithm SHA256).Hash</w:t>
+      </w:r>
+    </w:p>
+    <w:p>
+      <w:pPr>
+        <w:shd w:fill="F1F7FA" w:color="auto" w:val="clear"/>
+        <w:spacing w:after="0" w:before="0" w:line="252" w:lineRule="auto"/>
+        <w:ind w:left="160" w:right="160"/>
+      </w:pPr>
+      <w:r>
+        <w:rPr>
+          <w:rFonts w:ascii="Consolas" w:cs="Consolas" w:eastAsia="Consolas" w:hAnsi="Consolas"/>
+          <w:color w:val="193448"/>
+          <w:sz w:val="18"/>
+          <w:szCs w:val="18"/>
+        </w:rPr>
+        <w:t xml:space="preserve">function Read-Xccdf($dir) { Get-ChildItem $dir -Recurse -Filter '*XCCDF-Results*.xml' | Select-Xml -XPath "//*[local-name()='rule-result']" | ForEach-Object { [pscustomobject]@{ Rule = $_.Node.idref; Result = $_.Node.result } } }</w:t>
+      </w:r>
+    </w:p>
+    <w:p>
+      <w:pPr>
+        <w:shd w:fill="F1F7FA" w:color="auto" w:val="clear"/>
+        <w:spacing w:after="0" w:before="0" w:line="252" w:lineRule="auto"/>
+        <w:ind w:left="160" w:right="160"/>
+      </w:pPr>
+      <w:r>
+        <w:rPr>
+          <w:rFonts w:ascii="Consolas" w:cs="Consolas" w:eastAsia="Consolas" w:hAnsi="Consolas"/>
+          <w:color w:val="193448"/>
+          <w:sz w:val="18"/>
+          <w:szCs w:val="18"/>
+        </w:rPr>
+        <w:t xml:space="preserve">foreach ($h in 'SBD-DC01', 'SBD-DC02') { Compare-Object (Read-Xccdf "C:\Evidence\baseline\$h") (Read-Xccdf "C:\Evidence\hardened\$h") -Property Rule, Result | Sort-Object Rule | Export-Csv "C:\Evidence\hardened\$h-changes.csv" -NoTypeInformation }</w:t>
+      </w:r>
+    </w:p>
+    <w:p>
+      <w:pPr>
+        <w:shd w:fill="F1F7FA" w:color="auto" w:val="clear"/>
+        <w:spacing w:after="0" w:before="0" w:line="252" w:lineRule="auto"/>
+        <w:ind w:left="160" w:right="160"/>
+      </w:pPr>
+      <w:r>
+        <w:rPr>
+          <w:rFonts w:ascii="Consolas" w:cs="Consolas" w:eastAsia="Consolas" w:hAnsi="Consolas"/>
+          <w:color w:val="193448"/>
+          <w:sz w:val="18"/>
+          <w:szCs w:val="18"/>
+        </w:rPr>
+        <w:t xml:space="preserve">New-Item -ItemType Directory C:\Evidence\hardened\checklists, C:\Evidence\hardened\findings -Force | Out-Null</w:t>
+      </w:r>
+    </w:p>
+    <w:p>
+      <w:pPr>
+        <w:shd w:fill="F1F7FA" w:color="auto" w:val="clear"/>
+        <w:spacing w:after="0" w:before="0" w:line="252" w:lineRule="auto"/>
+        <w:ind w:left="160" w:right="160"/>
+      </w:pPr>
+      <w:r>
+        <w:rPr>
+          <w:rFonts w:ascii="Consolas" w:cs="Consolas" w:eastAsia="Consolas" w:hAnsi="Consolas"/>
+          <w:color w:val="193448"/>
+          <w:sz w:val="18"/>
+          <w:szCs w:val="18"/>
+        </w:rPr>
+        <w:t xml:space="preserve">Copy-Item C:\Evidence\baseline\checklists\*.cklb C:\Evidence\hardened\checklists</w:t>
+      </w:r>
+    </w:p>
+    <w:p>
+      <w:pPr>
+        <w:shd w:fill="F1F7FA" w:color="auto" w:val="clear"/>
+        <w:spacing w:after="0" w:before="0" w:line="252" w:lineRule="auto"/>
+        <w:ind w:left="160" w:right="160"/>
+      </w:pPr>
+      <w:r>
+        <w:rPr>
+          <w:rFonts w:ascii="Consolas" w:cs="Consolas" w:eastAsia="Consolas" w:hAnsi="Consolas"/>
+          <w:color w:val="193448"/>
+          <w:sz w:val="18"/>
+          <w:szCs w:val="18"/>
+        </w:rPr>
+        <w:t xml:space="preserve">Import-Csv C:\Evidence\baseline\findings\findings-record.csv | Select-Object *, Resolution, Evidence | Export-Csv C:\Evidence\hardened\findings\findings-record.csv -NoTypeInformation</w:t>
       </w:r>
     </w:p>
     <w:p>
@@ -4010,7 +4865,7 @@
           <w:sz w:val="18"/>
           <w:szCs w:val="18"/>
         </w:rPr>
-        <w:t xml:space="preserve">gpresult /r /scope:computer</w:t>
+        <w:t xml:space="preserve">Get-ChildItem C:\Evidence\hardened\checklists -Filter *.cklb | Get-FileHash -Algorithm SHA256 | Export-Csv C:\Evidence\hardened\checklists-hashes.csv -NoTypeInformation   # after the STIG Viewer updates</w:t>
       </w:r>
     </w:p>
     <w:p>
@@ -4040,7 +4895,7 @@
           <w:sz w:val="20"/>
           <w:szCs w:val="20"/>
         </w:rPr>
-        <w:t xml:space="preserve">The central store serves the package's templates, the imported GPOs are linked to the intended OUs, gpresult shows them applying, and every deviation has a written reason.</w:t>
+        <w:t xml:space="preserve">The manifest hash matched and no baseline file changed, both rescans used the SCC version, benchmark release and profile in handoff.txt, each controller's changes are listed and attributed, the checklist copies carry the new results and re-checked answers while the baseline copies keep their hashes, and every findings-record item has a resolution.</w:t>
       </w:r>
     </w:p>
     <w:p>
@@ -4072,7 +4927,7 @@
           <w:sz w:val="21"/>
           <w:szCs w:val="21"/>
         </w:rPr>
-        <w:t xml:space="preserve">Evidence to keep: Keep the import record: package release, GPO names and links, inheritance output, and the deviation list with rationale and owner.</w:t>
+        <w:t xml:space="preserve">Evidence to keep: Keep both rescan sessions with their hash lists, the two change lists, the updated checklist copies with their hashes, and the findings record with a resolution and evidence for every item, all in C:\Evidence\hardened.</w:t>
       </w:r>
     </w:p>
     <w:tbl>
@@ -4527,7 +5382,7 @@
           <w:sz w:val="21"/>
           <w:szCs w:val="21"/>
         </w:rPr>
-        <w:t xml:space="preserve">Why does the OU work from lesson 1 matter here?</w:t>
+        <w:t xml:space="preserve">Why keep the same benchmark and SCC versions for the rescan?</w:t>
       </w:r>
     </w:p>
     <w:p>
@@ -4619,7 +5474,7 @@
           <w:sz w:val="20"/>
           <w:szCs w:val="20"/>
         </w:rPr>
-        <w:t xml:space="preserve">The central store keeps policy definitions consistent across controllers.  Links follow the OU design; precedence is understood, not forced.  Deviations are documented decisions, not deletions.</w:t>
+        <w:t xml:space="preserve">Same versions, honest comparison.  Copies of the checklists carry the new results; the baseline stays sealed.  Open items end the lesson classified, never mysterious.</w:t>
       </w:r>
     </w:p>
     <w:p>
@@ -4627,40 +5482,6 @@
         <w:spacing w:after="60" w:before="0" w:line="288" w:lineRule="auto"/>
       </w:pPr>
       <w:hyperlink w:history="1" r:id="rIdtps0vtqgog-nxecd3ty1h">
-        <w:r>
-          <w:rPr>
-            <w:rFonts w:ascii="Arial" w:cs="Arial" w:eastAsia="Arial" w:hAnsi="Arial"/>
-            <w:color w:val="20647C"/>
-            <w:sz w:val="18"/>
-            <w:szCs w:val="18"/>
-            <w:u w:val="single"/>
-          </w:rPr>
-          <w:t xml:space="preserve">Microsoft · Create and manage the Group Policy Central Store</w:t>
-        </w:r>
-      </w:hyperlink>
-    </w:p>
-    <w:p>
-      <w:pPr>
-        <w:spacing w:after="60" w:before="0" w:line="288" w:lineRule="auto"/>
-      </w:pPr>
-      <w:hyperlink w:history="1" r:id="rId8xq5zpz-tljo9vexdgg1h">
-        <w:r>
-          <w:rPr>
-            <w:rFonts w:ascii="Arial" w:cs="Arial" w:eastAsia="Arial" w:hAnsi="Arial"/>
-            <w:color w:val="20647C"/>
-            <w:sz w:val="18"/>
-            <w:szCs w:val="18"/>
-            <w:u w:val="single"/>
-          </w:rPr>
-          <w:t xml:space="preserve">Microsoft · Import-GPO</w:t>
-        </w:r>
-      </w:hyperlink>
-    </w:p>
-    <w:p>
-      <w:pPr>
-        <w:spacing w:after="60" w:before="0" w:line="288" w:lineRule="auto"/>
-      </w:pPr>
-      <w:hyperlink w:history="1" r:id="rIdtxho9ozavfw8rhdphwfnu">
         <w:r>
           <w:rPr>
             <w:rFonts w:ascii="Arial" w:cs="Arial" w:eastAsia="Arial" w:hAnsi="Arial"/>
@@ -4677,6 +5498,40 @@
       <w:pPr>
         <w:spacing w:after="60" w:before="0" w:line="288" w:lineRule="auto"/>
       </w:pPr>
+      <w:hyperlink w:history="1" r:id="rId8xq5zpz-tljo9vexdgg1h">
+        <w:r>
+          <w:rPr>
+            <w:rFonts w:ascii="Arial" w:cs="Arial" w:eastAsia="Arial" w:hAnsi="Arial"/>
+            <w:color w:val="20647C"/>
+            <w:sz w:val="18"/>
+            <w:szCs w:val="18"/>
+            <w:u w:val="single"/>
+          </w:rPr>
+          <w:t xml:space="preserve">DISA · SCAP content and the SCAP Compliance Checker (SCC)</w:t>
+        </w:r>
+      </w:hyperlink>
+    </w:p>
+    <w:p>
+      <w:pPr>
+        <w:spacing w:after="60" w:before="0" w:line="288" w:lineRule="auto"/>
+      </w:pPr>
+      <w:hyperlink w:history="1" r:id="rIdtxho9ozavfw8rhdphwfnu">
+        <w:r>
+          <w:rPr>
+            <w:rFonts w:ascii="Arial" w:cs="Arial" w:eastAsia="Arial" w:hAnsi="Arial"/>
+            <w:color w:val="20647C"/>
+            <w:sz w:val="18"/>
+            <w:szCs w:val="18"/>
+            <w:u w:val="single"/>
+          </w:rPr>
+          <w:t xml:space="preserve">DISA · SRG/STIG tools (STIG Viewer)</w:t>
+        </w:r>
+      </w:hyperlink>
+    </w:p>
+    <w:p>
+      <w:pPr>
+        <w:spacing w:after="60" w:before="0" w:line="288" w:lineRule="auto"/>
+      </w:pPr>
       <w:hyperlink w:history="1" r:id="rIdh7lzq7vuqk_vpvws4rdw2">
         <w:r>
           <w:rPr>
@@ -4686,7 +5541,7 @@
             <w:szCs w:val="18"/>
             <w:u w:val="single"/>
           </w:rPr>
-          <w:t xml:space="preserve">DISA · STIG Group Policy Objects package</w:t>
+          <w:t xml:space="preserve">NIST · National Checklist Program (SP 800-70)</w:t>
         </w:r>
       </w:hyperlink>
     </w:p>
@@ -4708,7 +5563,7 @@
           <w:sz w:val="16"/>
           <w:szCs w:val="16"/>
         </w:rPr>
-        <w:t xml:space="preserve">LESSON 05  /  ABOUT 35 MIN</w:t>
+        <w:t xml:space="preserve">LESSON 05  /  ABOUT 25 MIN</w:t>
       </w:r>
     </w:p>
     <w:p>
@@ -4716,7 +5571,7 @@
         <w:pStyle w:val="Heading1"/>
         <w:spacing w:after="120"/>
       </w:pPr>
-      <w:bookmarkStart w:name="lesson-rescan" w:id="7"/>
+      <w:bookmarkStart w:name="lesson-maintain" w:id="7"/>
       <w:r>
         <w:rPr>
           <w:rFonts w:ascii="Arial" w:cs="Arial" w:eastAsia="Arial" w:hAnsi="Arial"/>
@@ -4726,7 +5581,7 @@
           <w:sz w:val="40"/>
           <w:szCs w:val="40"/>
         </w:rPr>
-        <w:t xml:space="preserve">Rescan, reconcile, and record</w:t>
+        <w:t xml:space="preserve">Set the rescan cadence and exception record</w:t>
       </w:r>
       <w:bookmarkEnd w:id="7"/>
     </w:p>
@@ -4757,7 +5612,7 @@
           <w:sz w:val="20"/>
           <w:szCs w:val="20"/>
         </w:rPr>
-        <w:t xml:space="preserve">The second scan is the verdict. Compare it with the baseline, let the automated results fill the checklists, and give every remaining open item a human answer.</w:t>
+        <w:t xml:space="preserve">Hardening is a state you maintain, not a step you finish. Close the course with an owned exception record and a backed-up policy state, and decide who rescans, when, and which event forces an early look.</w:t>
       </w:r>
     </w:p>
     <w:p>
@@ -4794,7 +5649,7 @@
           <w:sz w:val="21"/>
           <w:szCs w:val="21"/>
         </w:rPr>
-        <w:t xml:space="preserve">Re-scan with matched benchmark and tool versions and compare against the baseline.</w:t>
+        <w:t xml:space="preserve">Consolidate deviations into an owned, dated exception record.</w:t>
       </w:r>
     </w:p>
     <w:p>
@@ -4813,7 +5668,7 @@
           <w:sz w:val="21"/>
           <w:szCs w:val="21"/>
         </w:rPr>
-        <w:t xml:space="preserve">Populate checklists from scan results and answer manual checks with evidence.</w:t>
+        <w:t xml:space="preserve">Define the quarterly and event-driven rescan cadence.</w:t>
       </w:r>
     </w:p>
     <w:p>
@@ -4832,7 +5687,7 @@
           <w:sz w:val="21"/>
           <w:szCs w:val="21"/>
         </w:rPr>
-        <w:t xml:space="preserve">Classify every remaining open item explicitly.</w:t>
+        <w:t xml:space="preserve">Export and back up the applied policy state as evidence.</w:t>
       </w:r>
     </w:p>
     <w:p>
@@ -4869,7 +5724,7 @@
           <w:sz w:val="21"/>
           <w:szCs w:val="21"/>
         </w:rPr>
-        <w:t xml:space="preserve">Rerun SCC on both controllers with the same benchmark and tool versions as the baseline. Changing versions between scans makes the comparison meaningless.</w:t>
+        <w:t xml:space="preserve">Consolidate the deviations from lesson 3 and the items lesson 4 resolved as deviations into one exception record, C:\Evidence\exception-record.csv — rule, setting, reason, compensating measure, risk note, owner and review date — and file a dated copy in C:\Evidence\hardened. Course 1.4's example belongs here — the rule expecting the PDC emulator to synchronize with an authorized external time source, which the course 1.3 design answers with a declared, checked clock. It stays a living record outside the sealed folder: later courses add their entries to it, and it travels into the authorization path as part of the Body of Evidence.</w:t>
       </w:r>
     </w:p>
     <w:p>
@@ -4888,7 +5743,7 @@
           <w:sz w:val="21"/>
           <w:szCs w:val="21"/>
         </w:rPr>
-        <w:t xml:space="preserve">Compare the two result sets per host: which checks moved from open to compliant, which stayed open, and whether anything regressed. Attribute each change to the policy that caused it.</w:t>
+        <w:t xml:space="preserve">Set the standing cadence: review each quarterly DISA release for applicable updates, and rescan after any role addition or significant configuration change — course 1.6's closing rescan of both controllers, once its certificates and autoenrollment policy reach them, is the first change-driven run. When you adopt a new release, scan once with the new content before changing any policy, so the record separates what the content changed from what your policies changed.</w:t>
       </w:r>
     </w:p>
     <w:p>
@@ -4907,7 +5762,7 @@
           <w:sz w:val="21"/>
           <w:szCs w:val="21"/>
         </w:rPr>
-        <w:t xml:space="preserve">Create the course checklists in STIG Viewer and bring in the scan results so automated passes are populated. Work the manual-review items one by one, recording the observed evidence for each answer.</w:t>
+        <w:t xml:space="preserve">Back up every GPO, export the Group Policy reports, and export each link beside the backup: restoring a GPO from backup brings back its settings and permissions, not its links. Together they make the applied policy state recoverable and reviewable without a live console.</w:t>
       </w:r>
     </w:p>
     <w:p>
@@ -4926,7 +5781,7 @@
           <w:sz w:val="21"/>
           <w:szCs w:val="21"/>
         </w:rPr>
-        <w:t xml:space="preserve">Classify what remains open: a finding to fix now, a documented deviation from lesson 4, or a candidate for a Plan of Action and Milestones (POA&amp;M) — the artifact the Body of Evidence course teaches you to write.</w:t>
+        <w:t xml:space="preserve">Write the handoff a future administrator or assessor would need — where the evidence lives, which versions produced it, and what is intentionally open — and hash C:\Evidence\hardened into C:\Evidence\hardened-manifest.csv. Course 1.8 later moves SCC and STIG Viewer to AdminJumpBox01 and links these policies to the admin seats' OUs; until then the cadence runs at the controllers' consoles.</w:t>
       </w:r>
     </w:p>
     <w:p>
@@ -4960,7 +5815,7 @@
           <w:sz w:val="18"/>
           <w:szCs w:val="18"/>
         </w:rPr>
-        <w:t xml:space="preserve"># Compare result sets; adapt paths to your evidence layout.</w:t>
+        <w:t xml:space="preserve"># Seed the exception record from the findings resolved as deviations; add lesson 3's deviations and fill in every column</w:t>
       </w:r>
     </w:p>
     <w:p>
@@ -4976,7 +5831,7 @@
           <w:sz w:val="18"/>
           <w:szCs w:val="18"/>
         </w:rPr>
-        <w:t xml:space="preserve">Get-ChildItem C:\Evidence\baseline, C:\Evidence\hardened -Recurse -Include *.xml | Select-Object Directory, Name</w:t>
+        <w:t xml:space="preserve">Import-Csv C:\Evidence\hardened\findings\findings-record.csv | Where-Object Resolution -eq 'deviation' | Select-Object Target, GroupId, StigId, Title, Setting, Reason, CompensatingMeasure, RiskNote, Owner, ReviewDate | Export-Csv C:\Evidence\exception-record.csv -NoTypeInformation -NoClobber</w:t>
       </w:r>
     </w:p>
     <w:p>
@@ -4992,7 +5847,87 @@
           <w:sz w:val="18"/>
           <w:szCs w:val="18"/>
         </w:rPr>
-        <w:t xml:space="preserve">Get-FileHash -Algorithm SHA256 C:\Evidence\hardened\*</w:t>
+        <w:t xml:space="preserve">Copy-Item C:\Evidence\exception-record.csv "C:\Evidence\hardened\exception-record-$(Get-Date -Format yyyy-MM-dd).csv"   # once it is complete</w:t>
+      </w:r>
+    </w:p>
+    <w:p>
+      <w:pPr>
+        <w:shd w:fill="F1F7FA" w:color="auto" w:val="clear"/>
+        <w:spacing w:after="0" w:before="0" w:line="252" w:lineRule="auto"/>
+        <w:ind w:left="160" w:right="160"/>
+      </w:pPr>
+      <w:r>
+        <w:rPr>
+          <w:rFonts w:ascii="Consolas" w:cs="Consolas" w:eastAsia="Consolas" w:hAnsi="Consolas"/>
+          <w:color w:val="193448"/>
+          <w:sz w:val="18"/>
+          <w:szCs w:val="18"/>
+        </w:rPr>
+        <w:t xml:space="preserve">New-Item -ItemType Directory C:\Evidence\hardened\gpo-backup -Force | Out-Null</w:t>
+      </w:r>
+    </w:p>
+    <w:p>
+      <w:pPr>
+        <w:shd w:fill="F1F7FA" w:color="auto" w:val="clear"/>
+        <w:spacing w:after="0" w:before="0" w:line="252" w:lineRule="auto"/>
+        <w:ind w:left="160" w:right="160"/>
+      </w:pPr>
+      <w:r>
+        <w:rPr>
+          <w:rFonts w:ascii="Consolas" w:cs="Consolas" w:eastAsia="Consolas" w:hAnsi="Consolas"/>
+          <w:color w:val="193448"/>
+          <w:sz w:val="18"/>
+          <w:szCs w:val="18"/>
+        </w:rPr>
+        <w:t xml:space="preserve">Backup-GPO -All -Path C:\Evidence\hardened\gpo-backup -Comment 'Course 1.5 closing state'</w:t>
+      </w:r>
+    </w:p>
+    <w:p>
+      <w:pPr>
+        <w:shd w:fill="F1F7FA" w:color="auto" w:val="clear"/>
+        <w:spacing w:after="0" w:before="0" w:line="252" w:lineRule="auto"/>
+        <w:ind w:left="160" w:right="160"/>
+      </w:pPr>
+      <w:r>
+        <w:rPr>
+          <w:rFonts w:ascii="Consolas" w:cs="Consolas" w:eastAsia="Consolas" w:hAnsi="Consolas"/>
+          <w:color w:val="193448"/>
+          <w:sz w:val="18"/>
+          <w:szCs w:val="18"/>
+        </w:rPr>
+        <w:t xml:space="preserve">Get-GPOReport -All -ReportType Html -Path C:\Evidence\hardened\gpo-report.html</w:t>
+      </w:r>
+    </w:p>
+    <w:p>
+      <w:pPr>
+        <w:shd w:fill="F1F7FA" w:color="auto" w:val="clear"/>
+        <w:spacing w:after="0" w:before="0" w:line="252" w:lineRule="auto"/>
+        <w:ind w:left="160" w:right="160"/>
+      </w:pPr>
+      <w:r>
+        <w:rPr>
+          <w:rFonts w:ascii="Consolas" w:cs="Consolas" w:eastAsia="Consolas" w:hAnsi="Consolas"/>
+          <w:color w:val="193448"/>
+          <w:sz w:val="18"/>
+          <w:szCs w:val="18"/>
+        </w:rPr>
+        <w:t xml:space="preserve">'DC=sbd,DC=test', 'OU=Domain Controllers,DC=sbd,DC=test', 'OU=Servers,OU=SBD,DC=sbd,DC=test' | ForEach-Object { (Get-GPInheritance -Target $_).GpoLinks } | Select-Object Target, Order, DisplayName, Enabled, Enforced | Export-Csv C:\Evidence\hardened\gpo-links.csv -NoTypeInformation</w:t>
+      </w:r>
+    </w:p>
+    <w:p>
+      <w:pPr>
+        <w:shd w:fill="F1F7FA" w:color="auto" w:val="clear"/>
+        <w:spacing w:after="0" w:before="0" w:line="252" w:lineRule="auto"/>
+        <w:ind w:left="160" w:right="160"/>
+      </w:pPr>
+      <w:r>
+        <w:rPr>
+          <w:rFonts w:ascii="Consolas" w:cs="Consolas" w:eastAsia="Consolas" w:hAnsi="Consolas"/>
+          <w:color w:val="193448"/>
+          <w:sz w:val="18"/>
+          <w:szCs w:val="18"/>
+        </w:rPr>
+        <w:t xml:space="preserve">Get-ChildItem C:\Evidence\hardened -Recurse -File | Get-FileHash -Algorithm SHA256 | Export-Csv C:\Evidence\hardened-manifest.csv -NoTypeInformation</w:t>
       </w:r>
     </w:p>
     <w:p>
@@ -5008,7 +5943,7 @@
           <w:sz w:val="18"/>
           <w:szCs w:val="18"/>
         </w:rPr>
-        <w:t xml:space="preserve">gpresult /h C:\Evidence\hardened\SBD-DC01-gpresult.html</w:t>
+        <w:t xml:space="preserve">Get-FileHash -Algorithm SHA256 C:\Evidence\hardened-manifest.csv</w:t>
       </w:r>
     </w:p>
     <w:p>
@@ -5038,7 +5973,7 @@
           <w:sz w:val="20"/>
           <w:szCs w:val="20"/>
         </w:rPr>
-        <w:t xml:space="preserve">Both hosts show the expected movement from the baseline, every change is attributable, and every open item is a finding, a deviation, or a POA&amp;M candidate — never unexplained.</w:t>
+        <w:t xml:space="preserve">The exception record has owners, compensating measures and review dates, with a dated copy filed, the GPO set is backed up with its links and reports beside it, the evidence folder is sealed in the manifest with its own hash recorded, and the rescan triggers are written where course 1.6 will meet them.</w:t>
       </w:r>
     </w:p>
     <w:p>
@@ -5070,7 +6005,7 @@
           <w:sz w:val="21"/>
           <w:szCs w:val="21"/>
         </w:rPr>
-        <w:t xml:space="preserve">Evidence to keep: Keep the before/after comparison, the populated checklist files, manual-check answers with their observed evidence, and the classification of remaining opens.</w:t>
+        <w:t xml:space="preserve">Evidence to keep: Finish the hardening checklist: the living exception record in C:\Evidence and its dated copy, the GPO backup with its link export and report, C:\Evidence\hardened-manifest.csv with its own hash, the cadence, and the named owner of the next review.</w:t>
       </w:r>
     </w:p>
     <w:tbl>
@@ -5525,7 +6460,7 @@
           <w:sz w:val="21"/>
           <w:szCs w:val="21"/>
         </w:rPr>
-        <w:t xml:space="preserve">Why keep the same benchmark and SCC versions for the rescan?</w:t>
+        <w:t xml:space="preserve">What triggers a rescan before the next quarterly cycle?</w:t>
       </w:r>
     </w:p>
     <w:p>
@@ -5617,7 +6552,7 @@
           <w:sz w:val="20"/>
           <w:szCs w:val="20"/>
         </w:rPr>
-        <w:t xml:space="preserve">Same versions, honest comparison.  Automated results fill the checklist; humans answer the rest.  Open items end the lesson classified, never mysterious.</w:t>
+        <w:t xml:space="preserve">Exceptions have owners and review dates.  Rescans follow the DISA quarter and every meaningful change.  The applied GPO state is exported, backed up, and hashed.</w:t>
       </w:r>
     </w:p>
     <w:p>
@@ -5633,7 +6568,41 @@
             <w:szCs w:val="18"/>
             <w:u w:val="single"/>
           </w:rPr>
-          <w:t xml:space="preserve">DISA · SRG/STIG tools (SCC and STIG Viewer)</w:t>
+          <w:t xml:space="preserve">Microsoft · Back up, restore, migrate, and copy Group Policy Objects</w:t>
+        </w:r>
+      </w:hyperlink>
+    </w:p>
+    <w:p>
+      <w:pPr>
+        <w:spacing w:after="60" w:before="0" w:line="288" w:lineRule="auto"/>
+      </w:pPr>
+      <w:hyperlink w:history="1" r:id="rId20">
+        <w:r>
+          <w:rPr>
+            <w:rFonts w:ascii="Arial" w:cs="Arial" w:eastAsia="Arial" w:hAnsi="Arial"/>
+            <w:color w:val="20647C"/>
+            <w:sz w:val="18"/>
+            <w:szCs w:val="18"/>
+            <w:u w:val="single"/>
+          </w:rPr>
+          <w:t xml:space="preserve">Microsoft · Backup-GPO</w:t>
+        </w:r>
+      </w:hyperlink>
+    </w:p>
+    <w:p>
+      <w:pPr>
+        <w:spacing w:after="60" w:before="0" w:line="288" w:lineRule="auto"/>
+      </w:pPr>
+      <w:hyperlink w:history="1" r:id="rId21">
+        <w:r>
+          <w:rPr>
+            <w:rFonts w:ascii="Arial" w:cs="Arial" w:eastAsia="Arial" w:hAnsi="Arial"/>
+            <w:color w:val="20647C"/>
+            <w:sz w:val="18"/>
+            <w:szCs w:val="18"/>
+            <w:u w:val="single"/>
+          </w:rPr>
+          <w:t xml:space="preserve">DISA · STIG Group Policy Objects package</w:t>
         </w:r>
       </w:hyperlink>
     </w:p>
@@ -5672,7 +6641,7 @@
           <w:sz w:val="16"/>
           <w:szCs w:val="16"/>
         </w:rPr>
-        <w:t xml:space="preserve">LESSON 06  /  ABOUT 20 MIN</w:t>
+        <w:t xml:space="preserve">COURSE 1.5 / CLOSE OUT</w:t>
       </w:r>
     </w:p>
     <w:p>
@@ -5680,7 +6649,7 @@
         <w:pStyle w:val="Heading1"/>
         <w:spacing w:after="120"/>
       </w:pPr>
-      <w:bookmarkStart w:name="lesson-maintain" w:id="8"/>
+      <w:bookmarkStart w:name="review" w:id="8"/>
       <w:r>
         <w:rPr>
           <w:rFonts w:ascii="Arial" w:cs="Arial" w:eastAsia="Arial" w:hAnsi="Arial"/>
@@ -5690,957 +6659,9 @@
           <w:sz w:val="40"/>
           <w:szCs w:val="40"/>
         </w:rPr>
-        <w:t xml:space="preserve">Set the rescan cadence and exception record</w:t>
+        <w:t xml:space="preserve">Course review and sign-off</w:t>
       </w:r>
       <w:bookmarkEnd w:id="8"/>
-    </w:p>
-    <w:p>
-      <w:pPr>
-        <w:pBdr>
-          <w:left w:val="single" w:color="20647C" w:sz="18" w:space="8"/>
-        </w:pBdr>
-        <w:shd w:fill="F1F7FA" w:color="auto" w:val="clear"/>
-        <w:spacing w:after="160" w:before="120" w:line="288" w:lineRule="auto"/>
-        <w:ind w:left="160" w:right="160"/>
-      </w:pPr>
-      <w:r>
-        <w:rPr>
-          <w:rFonts w:ascii="Arial" w:cs="Arial" w:eastAsia="Arial" w:hAnsi="Arial"/>
-          <w:b/>
-          <w:bCs/>
-          <w:color w:val="20647C"/>
-          <w:sz w:val="17"/>
-          <w:szCs w:val="17"/>
-        </w:rPr>
-        <w:t xml:space="preserve">WHY THIS MATTERS  </w:t>
-      </w:r>
-      <w:r>
-        <w:rPr>
-          <w:rFonts w:ascii="Arial" w:cs="Arial" w:eastAsia="Arial" w:hAnsi="Arial"/>
-          <w:color w:val="193448"/>
-          <w:sz w:val="20"/>
-          <w:szCs w:val="20"/>
-        </w:rPr>
-        <w:t xml:space="preserve">Hardening is a state you maintain, not a step you finish. Close the course by deciding who rescans, when, and which event forces an early look.</w:t>
-      </w:r>
-    </w:p>
-    <w:p>
-      <w:pPr>
-        <w:pStyle w:val="Heading2"/>
-        <w:keepNext/>
-        <w:spacing w:after="100" w:before="200"/>
-      </w:pPr>
-      <w:r>
-        <w:rPr>
-          <w:rFonts w:ascii="Arial" w:cs="Arial" w:eastAsia="Arial" w:hAnsi="Arial"/>
-          <w:b/>
-          <w:bCs/>
-          <w:color w:val="193448"/>
-          <w:sz w:val="26"/>
-          <w:szCs w:val="26"/>
-        </w:rPr>
-        <w:t xml:space="preserve">In this lesson you will</w:t>
-      </w:r>
-    </w:p>
-    <w:p>
-      <w:pPr>
-        <w:pStyle w:val="ListParagraph"/>
-        <w:numPr>
-          <w:ilvl w:val="0"/>
-          <w:numId w:val="3"/>
-        </w:numPr>
-        <w:spacing w:after="120" w:before="0" w:line="288" w:lineRule="auto"/>
-      </w:pPr>
-      <w:r>
-        <w:rPr>
-          <w:rFonts w:ascii="Arial" w:cs="Arial" w:eastAsia="Arial" w:hAnsi="Arial"/>
-          <w:color w:val="526B7E"/>
-          <w:sz w:val="21"/>
-          <w:szCs w:val="21"/>
-        </w:rPr>
-        <w:t xml:space="preserve">Consolidate deviations into an owned, dated exception record.</w:t>
-      </w:r>
-    </w:p>
-    <w:p>
-      <w:pPr>
-        <w:pStyle w:val="ListParagraph"/>
-        <w:numPr>
-          <w:ilvl w:val="0"/>
-          <w:numId w:val="3"/>
-        </w:numPr>
-        <w:spacing w:after="120" w:before="0" w:line="288" w:lineRule="auto"/>
-      </w:pPr>
-      <w:r>
-        <w:rPr>
-          <w:rFonts w:ascii="Arial" w:cs="Arial" w:eastAsia="Arial" w:hAnsi="Arial"/>
-          <w:color w:val="526B7E"/>
-          <w:sz w:val="21"/>
-          <w:szCs w:val="21"/>
-        </w:rPr>
-        <w:t xml:space="preserve">Define the quarterly and event-driven rescan cadence.</w:t>
-      </w:r>
-    </w:p>
-    <w:p>
-      <w:pPr>
-        <w:pStyle w:val="ListParagraph"/>
-        <w:numPr>
-          <w:ilvl w:val="0"/>
-          <w:numId w:val="3"/>
-        </w:numPr>
-        <w:spacing w:after="120" w:before="0" w:line="288" w:lineRule="auto"/>
-      </w:pPr>
-      <w:r>
-        <w:rPr>
-          <w:rFonts w:ascii="Arial" w:cs="Arial" w:eastAsia="Arial" w:hAnsi="Arial"/>
-          <w:color w:val="526B7E"/>
-          <w:sz w:val="21"/>
-          <w:szCs w:val="21"/>
-        </w:rPr>
-        <w:t xml:space="preserve">Export and back up the applied policy state as evidence.</w:t>
-      </w:r>
-    </w:p>
-    <w:p>
-      <w:pPr>
-        <w:pStyle w:val="Heading2"/>
-        <w:keepNext/>
-        <w:spacing w:after="100" w:before="200"/>
-      </w:pPr>
-      <w:r>
-        <w:rPr>
-          <w:rFonts w:ascii="Arial" w:cs="Arial" w:eastAsia="Arial" w:hAnsi="Arial"/>
-          <w:b/>
-          <w:bCs/>
-          <w:color w:val="193448"/>
-          <w:sz w:val="26"/>
-          <w:szCs w:val="26"/>
-        </w:rPr>
-        <w:t xml:space="preserve">Follow the build</w:t>
-      </w:r>
-    </w:p>
-    <w:p>
-      <w:pPr>
-        <w:pStyle w:val="ListParagraph"/>
-        <w:numPr>
-          <w:ilvl w:val="0"/>
-          <w:numId w:val="9"/>
-        </w:numPr>
-        <w:spacing w:after="120" w:before="0" w:line="288" w:lineRule="auto"/>
-      </w:pPr>
-      <w:r>
-        <w:rPr>
-          <w:rFonts w:ascii="Arial" w:cs="Arial" w:eastAsia="Arial" w:hAnsi="Arial"/>
-          <w:color w:val="526B7E"/>
-          <w:sz w:val="21"/>
-          <w:szCs w:val="21"/>
-        </w:rPr>
-        <w:t xml:space="preserve">Consolidate the deviation records into one exception list: setting, reason, risk note, owner, and review date. This list travels into the authorization path as part of the Body of Evidence.</w:t>
-      </w:r>
-    </w:p>
-    <w:p>
-      <w:pPr>
-        <w:pStyle w:val="ListParagraph"/>
-        <w:numPr>
-          <w:ilvl w:val="0"/>
-          <w:numId w:val="9"/>
-        </w:numPr>
-        <w:spacing w:after="120" w:before="0" w:line="288" w:lineRule="auto"/>
-      </w:pPr>
-      <w:r>
-        <w:rPr>
-          <w:rFonts w:ascii="Arial" w:cs="Arial" w:eastAsia="Arial" w:hAnsi="Arial"/>
-          <w:color w:val="526B7E"/>
-          <w:sz w:val="21"/>
-          <w:szCs w:val="21"/>
-        </w:rPr>
-        <w:t xml:space="preserve">Set the standing cadence: review each quarterly DISA release for applicable updates, and rescan after any role addition or significant configuration change. Course 1.4's closing delta scans of the PKI servers are the first scheduled instance.</w:t>
-      </w:r>
-    </w:p>
-    <w:p>
-      <w:pPr>
-        <w:pStyle w:val="ListParagraph"/>
-        <w:numPr>
-          <w:ilvl w:val="0"/>
-          <w:numId w:val="9"/>
-        </w:numPr>
-        <w:spacing w:after="120" w:before="0" w:line="288" w:lineRule="auto"/>
-      </w:pPr>
-      <w:r>
-        <w:rPr>
-          <w:rFonts w:ascii="Arial" w:cs="Arial" w:eastAsia="Arial" w:hAnsi="Arial"/>
-          <w:color w:val="526B7E"/>
-          <w:sz w:val="21"/>
-          <w:szCs w:val="21"/>
-        </w:rPr>
-        <w:t xml:space="preserve">Export the Group Policy reports and back up the GPO set so the applied policy state is recoverable and reviewable without a live console.</w:t>
-      </w:r>
-    </w:p>
-    <w:p>
-      <w:pPr>
-        <w:pStyle w:val="ListParagraph"/>
-        <w:numPr>
-          <w:ilvl w:val="0"/>
-          <w:numId w:val="9"/>
-        </w:numPr>
-        <w:spacing w:after="120" w:before="0" w:line="288" w:lineRule="auto"/>
-      </w:pPr>
-      <w:r>
-        <w:rPr>
-          <w:rFonts w:ascii="Arial" w:cs="Arial" w:eastAsia="Arial" w:hAnsi="Arial"/>
-          <w:color w:val="526B7E"/>
-          <w:sz w:val="21"/>
-          <w:szCs w:val="21"/>
-        </w:rPr>
-        <w:t xml:space="preserve">Write the handoff note a future administrator or assessor would need: where the evidence lives, which versions produced it, and what is intentionally open.</w:t>
-      </w:r>
-    </w:p>
-    <w:p>
-      <w:pPr>
-        <w:pStyle w:val="Heading2"/>
-        <w:keepNext/>
-        <w:spacing w:after="100" w:before="200"/>
-      </w:pPr>
-      <w:r>
-        <w:rPr>
-          <w:rFonts w:ascii="Arial" w:cs="Arial" w:eastAsia="Arial" w:hAnsi="Arial"/>
-          <w:b/>
-          <w:bCs/>
-          <w:color w:val="193448"/>
-          <w:sz w:val="26"/>
-          <w:szCs w:val="26"/>
-        </w:rPr>
-        <w:t xml:space="preserve">Check your result</w:t>
-      </w:r>
-    </w:p>
-    <w:p>
-      <w:pPr>
-        <w:shd w:fill="F1F7FA" w:color="auto" w:val="clear"/>
-        <w:spacing w:after="0" w:before="0" w:line="252" w:lineRule="auto"/>
-        <w:ind w:left="160" w:right="160"/>
-      </w:pPr>
-      <w:r>
-        <w:rPr>
-          <w:rFonts w:ascii="Consolas" w:cs="Consolas" w:eastAsia="Consolas" w:hAnsi="Consolas"/>
-          <w:color w:val="193448"/>
-          <w:sz w:val="18"/>
-          <w:szCs w:val="18"/>
-        </w:rPr>
-        <w:t xml:space="preserve">Get-GPOReport -All -ReportType Html -Path C:\Evidence\gpo-report.html</w:t>
-      </w:r>
-    </w:p>
-    <w:p>
-      <w:pPr>
-        <w:shd w:fill="F1F7FA" w:color="auto" w:val="clear"/>
-        <w:spacing w:after="0" w:before="0" w:line="252" w:lineRule="auto"/>
-        <w:ind w:left="160" w:right="160"/>
-      </w:pPr>
-      <w:r>
-        <w:rPr>
-          <w:rFonts w:ascii="Consolas" w:cs="Consolas" w:eastAsia="Consolas" w:hAnsi="Consolas"/>
-          <w:color w:val="193448"/>
-          <w:sz w:val="18"/>
-          <w:szCs w:val="18"/>
-        </w:rPr>
-        <w:t xml:space="preserve">Backup-GPO -All -Path C:\Evidence\gpo-backup</w:t>
-      </w:r>
-    </w:p>
-    <w:p>
-      <w:pPr>
-        <w:shd w:fill="F1F7FA" w:color="auto" w:val="clear"/>
-        <w:spacing w:after="160" w:before="0" w:line="252" w:lineRule="auto"/>
-        <w:ind w:left="160" w:right="160"/>
-      </w:pPr>
-      <w:r>
-        <w:rPr>
-          <w:rFonts w:ascii="Consolas" w:cs="Consolas" w:eastAsia="Consolas" w:hAnsi="Consolas"/>
-          <w:color w:val="193448"/>
-          <w:sz w:val="18"/>
-          <w:szCs w:val="18"/>
-        </w:rPr>
-        <w:t xml:space="preserve">Get-FileHash -Algorithm SHA256 C:\Evidence\gpo-report.html</w:t>
-      </w:r>
-    </w:p>
-    <w:p>
-      <w:pPr>
-        <w:pBdr>
-          <w:left w:val="single" w:color="20647C" w:sz="18" w:space="8"/>
-        </w:pBdr>
-        <w:shd w:fill="F1F7FA" w:color="auto" w:val="clear"/>
-        <w:spacing w:after="160" w:before="120" w:line="288" w:lineRule="auto"/>
-        <w:ind w:left="160" w:right="160"/>
-      </w:pPr>
-      <w:r>
-        <w:rPr>
-          <w:rFonts w:ascii="Arial" w:cs="Arial" w:eastAsia="Arial" w:hAnsi="Arial"/>
-          <w:b/>
-          <w:bCs/>
-          <w:color w:val="20647C"/>
-          <w:sz w:val="17"/>
-          <w:szCs w:val="17"/>
-        </w:rPr>
-        <w:t xml:space="preserve">WHAT SUCCESS LOOKS LIKE  </w:t>
-      </w:r>
-      <w:r>
-        <w:rPr>
-          <w:rFonts w:ascii="Arial" w:cs="Arial" w:eastAsia="Arial" w:hAnsi="Arial"/>
-          <w:color w:val="193448"/>
-          <w:sz w:val="20"/>
-          <w:szCs w:val="20"/>
-        </w:rPr>
-        <w:t xml:space="preserve">The exception list has owners and review dates, the GPO set is exported and backed up, and the rescan triggers are written where the next course will meet them.</w:t>
-      </w:r>
-    </w:p>
-    <w:p>
-      <w:pPr>
-        <w:pStyle w:val="Heading2"/>
-        <w:keepNext/>
-        <w:spacing w:after="100" w:before="200"/>
-      </w:pPr>
-      <w:r>
-        <w:rPr>
-          <w:rFonts w:ascii="Arial" w:cs="Arial" w:eastAsia="Arial" w:hAnsi="Arial"/>
-          <w:b/>
-          <w:bCs/>
-          <w:color w:val="193448"/>
-          <w:sz w:val="26"/>
-          <w:szCs w:val="26"/>
-        </w:rPr>
-        <w:t xml:space="preserve">Your record</w:t>
-      </w:r>
-    </w:p>
-    <w:p>
-      <w:pPr>
-        <w:spacing w:after="160" w:before="0" w:line="288" w:lineRule="auto"/>
-      </w:pPr>
-      <w:r>
-        <w:rPr>
-          <w:rFonts w:ascii="Arial" w:cs="Arial" w:eastAsia="Arial" w:hAnsi="Arial"/>
-          <w:color w:val="526B7E"/>
-          <w:sz w:val="21"/>
-          <w:szCs w:val="21"/>
-        </w:rPr>
-        <w:t xml:space="preserve">Evidence to keep: Finish the hardening checklist: exception list, GPO backup location, report hashes, the cadence, and the named owner of the next review.</w:t>
-      </w:r>
-    </w:p>
-    <w:tbl>
-      <w:tblPr>
-        <w:tblW w:type="dxa" w:w="9360"/>
-        <w:tblBorders>
-          <w:top w:val="single" w:color="C7D9E2" w:sz="4"/>
-          <w:left w:val="single" w:color="C7D9E2" w:sz="4"/>
-          <w:bottom w:val="single" w:color="C7D9E2" w:sz="4"/>
-          <w:right w:val="single" w:color="C7D9E2" w:sz="4"/>
-          <w:insideH w:val="single" w:color="C7D9E2" w:sz="4"/>
-          <w:insideV w:val="single" w:color="C7D9E2" w:sz="4"/>
-        </w:tblBorders>
-      </w:tblPr>
-      <w:tblGrid>
-        <w:gridCol w:w="3000"/>
-        <w:gridCol w:w="6360"/>
-      </w:tblGrid>
-      <w:tr>
-        <w:trPr>
-          <w:tblHeader/>
-        </w:trPr>
-        <w:tc>
-          <w:tcPr>
-            <w:tcW w:type="dxa" w:w="3000"/>
-            <w:shd w:fill="F1F7FA" w:color="auto" w:val="clear"/>
-            <w:tcMar>
-              <w:top w:type="dxa" w:w="90"/>
-              <w:left w:type="dxa" w:w="120"/>
-              <w:bottom w:type="dxa" w:w="90"/>
-              <w:right w:type="dxa" w:w="120"/>
-            </w:tcMar>
-          </w:tcPr>
-          <w:p>
-            <w:pPr>
-              <w:spacing w:after="0" w:before="0" w:line="288" w:lineRule="auto"/>
-            </w:pPr>
-            <w:r>
-              <w:rPr>
-                <w:rFonts w:ascii="Arial" w:cs="Arial" w:eastAsia="Arial" w:hAnsi="Arial"/>
-                <w:b/>
-                <w:bCs/>
-                <w:color w:val="20647C"/>
-                <w:sz w:val="16"/>
-                <w:szCs w:val="16"/>
-              </w:rPr>
-              <w:t xml:space="preserve">RECORD</w:t>
-            </w:r>
-          </w:p>
-        </w:tc>
-        <w:tc>
-          <w:tcPr>
-            <w:tcW w:type="dxa" w:w="6360"/>
-            <w:shd w:fill="F1F7FA" w:color="auto" w:val="clear"/>
-            <w:tcMar>
-              <w:top w:type="dxa" w:w="90"/>
-              <w:left w:type="dxa" w:w="120"/>
-              <w:bottom w:type="dxa" w:w="90"/>
-              <w:right w:type="dxa" w:w="120"/>
-            </w:tcMar>
-          </w:tcPr>
-          <w:p>
-            <w:pPr>
-              <w:spacing w:after="0" w:before="0" w:line="288" w:lineRule="auto"/>
-            </w:pPr>
-            <w:r>
-              <w:rPr>
-                <w:rFonts w:ascii="Arial" w:cs="Arial" w:eastAsia="Arial" w:hAnsi="Arial"/>
-                <w:b/>
-                <w:bCs/>
-                <w:color w:val="20647C"/>
-                <w:sz w:val="16"/>
-                <w:szCs w:val="16"/>
-              </w:rPr>
-              <w:t xml:space="preserve">YOUR OBSERVATION</w:t>
-            </w:r>
-          </w:p>
-        </w:tc>
-      </w:tr>
-      <w:tr>
-        <w:trPr>
-          <w:cantSplit/>
-        </w:trPr>
-        <w:tc>
-          <w:tcPr>
-            <w:tcW w:type="dxa" w:w="3000"/>
-            <w:tcMar>
-              <w:top w:type="dxa" w:w="90"/>
-              <w:left w:type="dxa" w:w="120"/>
-              <w:bottom w:type="dxa" w:w="90"/>
-              <w:right w:type="dxa" w:w="120"/>
-            </w:tcMar>
-          </w:tcPr>
-          <w:p>
-            <w:pPr>
-              <w:spacing w:after="0" w:before="0" w:line="288" w:lineRule="auto"/>
-            </w:pPr>
-            <w:r>
-              <w:rPr>
-                <w:rFonts w:ascii="Arial" w:cs="Arial" w:eastAsia="Arial" w:hAnsi="Arial"/>
-                <w:color w:val="193448"/>
-                <w:sz w:val="19"/>
-                <w:szCs w:val="19"/>
-              </w:rPr>
-              <w:t xml:space="preserve">Host(s) and time collected</w:t>
-            </w:r>
-          </w:p>
-        </w:tc>
-        <w:tc>
-          <w:tcPr>
-            <w:tcW w:type="dxa" w:w="6360"/>
-            <w:tcMar>
-              <w:top w:type="dxa" w:w="90"/>
-              <w:left w:type="dxa" w:w="120"/>
-              <w:bottom w:type="dxa" w:w="90"/>
-              <w:right w:type="dxa" w:w="120"/>
-            </w:tcMar>
-          </w:tcPr>
-          <w:p>
-            <w:pPr>
-              <w:spacing w:after="0" w:before="0" w:line="288" w:lineRule="auto"/>
-            </w:pPr>
-            <w:r>
-              <w:rPr>
-                <w:rFonts w:ascii="Arial" w:cs="Arial" w:eastAsia="Arial" w:hAnsi="Arial"/>
-                <w:color w:val="193448"/>
-                <w:sz w:val="21"/>
-                <w:szCs w:val="21"/>
-              </w:rPr>
-              <w:t xml:space="preserve"> </w:t>
-            </w:r>
-          </w:p>
-          <w:p>
-            <w:pPr>
-              <w:spacing w:after="0" w:before="0" w:line="288" w:lineRule="auto"/>
-            </w:pPr>
-            <w:r>
-              <w:rPr>
-                <w:rFonts w:ascii="Arial" w:cs="Arial" w:eastAsia="Arial" w:hAnsi="Arial"/>
-                <w:color w:val="193448"/>
-                <w:sz w:val="21"/>
-                <w:szCs w:val="21"/>
-              </w:rPr>
-              <w:t xml:space="preserve"> </w:t>
-            </w:r>
-          </w:p>
-        </w:tc>
-      </w:tr>
-      <w:tr>
-        <w:trPr>
-          <w:cantSplit/>
-        </w:trPr>
-        <w:tc>
-          <w:tcPr>
-            <w:tcW w:type="dxa" w:w="3000"/>
-            <w:tcMar>
-              <w:top w:type="dxa" w:w="90"/>
-              <w:left w:type="dxa" w:w="120"/>
-              <w:bottom w:type="dxa" w:w="90"/>
-              <w:right w:type="dxa" w:w="120"/>
-            </w:tcMar>
-          </w:tcPr>
-          <w:p>
-            <w:pPr>
-              <w:spacing w:after="0" w:before="0" w:line="288" w:lineRule="auto"/>
-            </w:pPr>
-            <w:r>
-              <w:rPr>
-                <w:rFonts w:ascii="Arial" w:cs="Arial" w:eastAsia="Arial" w:hAnsi="Arial"/>
-                <w:color w:val="193448"/>
-                <w:sz w:val="19"/>
-                <w:szCs w:val="19"/>
-              </w:rPr>
-              <w:t xml:space="preserve">Observed result</w:t>
-            </w:r>
-          </w:p>
-        </w:tc>
-        <w:tc>
-          <w:tcPr>
-            <w:tcW w:type="dxa" w:w="6360"/>
-            <w:tcMar>
-              <w:top w:type="dxa" w:w="90"/>
-              <w:left w:type="dxa" w:w="120"/>
-              <w:bottom w:type="dxa" w:w="90"/>
-              <w:right w:type="dxa" w:w="120"/>
-            </w:tcMar>
-          </w:tcPr>
-          <w:p>
-            <w:pPr>
-              <w:spacing w:after="0" w:before="0" w:line="288" w:lineRule="auto"/>
-            </w:pPr>
-            <w:r>
-              <w:rPr>
-                <w:rFonts w:ascii="Arial" w:cs="Arial" w:eastAsia="Arial" w:hAnsi="Arial"/>
-                <w:color w:val="193448"/>
-                <w:sz w:val="21"/>
-                <w:szCs w:val="21"/>
-              </w:rPr>
-              <w:t xml:space="preserve"> </w:t>
-            </w:r>
-          </w:p>
-          <w:p>
-            <w:pPr>
-              <w:spacing w:after="0" w:before="0" w:line="288" w:lineRule="auto"/>
-            </w:pPr>
-            <w:r>
-              <w:rPr>
-                <w:rFonts w:ascii="Arial" w:cs="Arial" w:eastAsia="Arial" w:hAnsi="Arial"/>
-                <w:color w:val="193448"/>
-                <w:sz w:val="21"/>
-                <w:szCs w:val="21"/>
-              </w:rPr>
-              <w:t xml:space="preserve"> </w:t>
-            </w:r>
-          </w:p>
-        </w:tc>
-      </w:tr>
-      <w:tr>
-        <w:trPr>
-          <w:cantSplit/>
-        </w:trPr>
-        <w:tc>
-          <w:tcPr>
-            <w:tcW w:type="dxa" w:w="3000"/>
-            <w:tcMar>
-              <w:top w:type="dxa" w:w="90"/>
-              <w:left w:type="dxa" w:w="120"/>
-              <w:bottom w:type="dxa" w:w="90"/>
-              <w:right w:type="dxa" w:w="120"/>
-            </w:tcMar>
-          </w:tcPr>
-          <w:p>
-            <w:pPr>
-              <w:spacing w:after="0" w:before="0" w:line="288" w:lineRule="auto"/>
-            </w:pPr>
-            <w:r>
-              <w:rPr>
-                <w:rFonts w:ascii="Arial" w:cs="Arial" w:eastAsia="Arial" w:hAnsi="Arial"/>
-                <w:color w:val="193448"/>
-                <w:sz w:val="19"/>
-                <w:szCs w:val="19"/>
-              </w:rPr>
-              <w:t xml:space="preserve">Differences from the plan</w:t>
-            </w:r>
-          </w:p>
-        </w:tc>
-        <w:tc>
-          <w:tcPr>
-            <w:tcW w:type="dxa" w:w="6360"/>
-            <w:tcMar>
-              <w:top w:type="dxa" w:w="90"/>
-              <w:left w:type="dxa" w:w="120"/>
-              <w:bottom w:type="dxa" w:w="90"/>
-              <w:right w:type="dxa" w:w="120"/>
-            </w:tcMar>
-          </w:tcPr>
-          <w:p>
-            <w:pPr>
-              <w:spacing w:after="0" w:before="0" w:line="288" w:lineRule="auto"/>
-            </w:pPr>
-            <w:r>
-              <w:rPr>
-                <w:rFonts w:ascii="Arial" w:cs="Arial" w:eastAsia="Arial" w:hAnsi="Arial"/>
-                <w:color w:val="193448"/>
-                <w:sz w:val="21"/>
-                <w:szCs w:val="21"/>
-              </w:rPr>
-              <w:t xml:space="preserve"> </w:t>
-            </w:r>
-          </w:p>
-          <w:p>
-            <w:pPr>
-              <w:spacing w:after="0" w:before="0" w:line="288" w:lineRule="auto"/>
-            </w:pPr>
-            <w:r>
-              <w:rPr>
-                <w:rFonts w:ascii="Arial" w:cs="Arial" w:eastAsia="Arial" w:hAnsi="Arial"/>
-                <w:color w:val="193448"/>
-                <w:sz w:val="21"/>
-                <w:szCs w:val="21"/>
-              </w:rPr>
-              <w:t xml:space="preserve"> </w:t>
-            </w:r>
-          </w:p>
-        </w:tc>
-      </w:tr>
-      <w:tr>
-        <w:trPr>
-          <w:cantSplit/>
-        </w:trPr>
-        <w:tc>
-          <w:tcPr>
-            <w:tcW w:type="dxa" w:w="3000"/>
-            <w:tcMar>
-              <w:top w:type="dxa" w:w="90"/>
-              <w:left w:type="dxa" w:w="120"/>
-              <w:bottom w:type="dxa" w:w="90"/>
-              <w:right w:type="dxa" w:w="120"/>
-            </w:tcMar>
-          </w:tcPr>
-          <w:p>
-            <w:pPr>
-              <w:spacing w:after="0" w:before="0" w:line="288" w:lineRule="auto"/>
-            </w:pPr>
-            <w:r>
-              <w:rPr>
-                <w:rFonts w:ascii="Arial" w:cs="Arial" w:eastAsia="Arial" w:hAnsi="Arial"/>
-                <w:color w:val="193448"/>
-                <w:sz w:val="19"/>
-                <w:szCs w:val="19"/>
-              </w:rPr>
-              <w:t xml:space="preserve">Evidence file names</w:t>
-            </w:r>
-          </w:p>
-        </w:tc>
-        <w:tc>
-          <w:tcPr>
-            <w:tcW w:type="dxa" w:w="6360"/>
-            <w:tcMar>
-              <w:top w:type="dxa" w:w="90"/>
-              <w:left w:type="dxa" w:w="120"/>
-              <w:bottom w:type="dxa" w:w="90"/>
-              <w:right w:type="dxa" w:w="120"/>
-            </w:tcMar>
-          </w:tcPr>
-          <w:p>
-            <w:pPr>
-              <w:spacing w:after="0" w:before="0" w:line="288" w:lineRule="auto"/>
-            </w:pPr>
-            <w:r>
-              <w:rPr>
-                <w:rFonts w:ascii="Arial" w:cs="Arial" w:eastAsia="Arial" w:hAnsi="Arial"/>
-                <w:color w:val="193448"/>
-                <w:sz w:val="21"/>
-                <w:szCs w:val="21"/>
-              </w:rPr>
-              <w:t xml:space="preserve"> </w:t>
-            </w:r>
-          </w:p>
-          <w:p>
-            <w:pPr>
-              <w:spacing w:after="0" w:before="0" w:line="288" w:lineRule="auto"/>
-            </w:pPr>
-            <w:r>
-              <w:rPr>
-                <w:rFonts w:ascii="Arial" w:cs="Arial" w:eastAsia="Arial" w:hAnsi="Arial"/>
-                <w:color w:val="193448"/>
-                <w:sz w:val="21"/>
-                <w:szCs w:val="21"/>
-              </w:rPr>
-              <w:t xml:space="preserve"> </w:t>
-            </w:r>
-          </w:p>
-        </w:tc>
-      </w:tr>
-      <w:tr>
-        <w:trPr>
-          <w:cantSplit/>
-        </w:trPr>
-        <w:tc>
-          <w:tcPr>
-            <w:tcW w:type="dxa" w:w="3000"/>
-            <w:tcMar>
-              <w:top w:type="dxa" w:w="90"/>
-              <w:left w:type="dxa" w:w="120"/>
-              <w:bottom w:type="dxa" w:w="90"/>
-              <w:right w:type="dxa" w:w="120"/>
-            </w:tcMar>
-          </w:tcPr>
-          <w:p>
-            <w:pPr>
-              <w:spacing w:after="0" w:before="0" w:line="288" w:lineRule="auto"/>
-            </w:pPr>
-            <w:r>
-              <w:rPr>
-                <w:rFonts w:ascii="Arial" w:cs="Arial" w:eastAsia="Arial" w:hAnsi="Arial"/>
-                <w:color w:val="193448"/>
-                <w:sz w:val="19"/>
-                <w:szCs w:val="19"/>
-              </w:rPr>
-              <w:t xml:space="preserve">Open items or findings</w:t>
-            </w:r>
-          </w:p>
-        </w:tc>
-        <w:tc>
-          <w:tcPr>
-            <w:tcW w:type="dxa" w:w="6360"/>
-            <w:tcMar>
-              <w:top w:type="dxa" w:w="90"/>
-              <w:left w:type="dxa" w:w="120"/>
-              <w:bottom w:type="dxa" w:w="90"/>
-              <w:right w:type="dxa" w:w="120"/>
-            </w:tcMar>
-          </w:tcPr>
-          <w:p>
-            <w:pPr>
-              <w:spacing w:after="0" w:before="0" w:line="288" w:lineRule="auto"/>
-            </w:pPr>
-            <w:r>
-              <w:rPr>
-                <w:rFonts w:ascii="Arial" w:cs="Arial" w:eastAsia="Arial" w:hAnsi="Arial"/>
-                <w:color w:val="193448"/>
-                <w:sz w:val="21"/>
-                <w:szCs w:val="21"/>
-              </w:rPr>
-              <w:t xml:space="preserve"> </w:t>
-            </w:r>
-          </w:p>
-          <w:p>
-            <w:pPr>
-              <w:spacing w:after="0" w:before="0" w:line="288" w:lineRule="auto"/>
-            </w:pPr>
-            <w:r>
-              <w:rPr>
-                <w:rFonts w:ascii="Arial" w:cs="Arial" w:eastAsia="Arial" w:hAnsi="Arial"/>
-                <w:color w:val="193448"/>
-                <w:sz w:val="21"/>
-                <w:szCs w:val="21"/>
-              </w:rPr>
-              <w:t xml:space="preserve"> </w:t>
-            </w:r>
-          </w:p>
-        </w:tc>
-      </w:tr>
-    </w:tbl>
-    <w:p>
-      <w:pPr>
-        <w:pStyle w:val="Heading2"/>
-        <w:keepNext/>
-        <w:spacing w:after="100" w:before="200"/>
-      </w:pPr>
-      <w:r>
-        <w:rPr>
-          <w:rFonts w:ascii="Arial" w:cs="Arial" w:eastAsia="Arial" w:hAnsi="Arial"/>
-          <w:b/>
-          <w:bCs/>
-          <w:color w:val="193448"/>
-          <w:sz w:val="26"/>
-          <w:szCs w:val="26"/>
-        </w:rPr>
-        <w:t xml:space="preserve">Think it through</w:t>
-      </w:r>
-    </w:p>
-    <w:p>
-      <w:pPr>
-        <w:spacing w:after="120" w:before="0" w:line="288" w:lineRule="auto"/>
-      </w:pPr>
-      <w:r>
-        <w:rPr>
-          <w:rFonts w:ascii="Arial" w:cs="Arial" w:eastAsia="Arial" w:hAnsi="Arial"/>
-          <w:color w:val="193448"/>
-          <w:sz w:val="21"/>
-          <w:szCs w:val="21"/>
-        </w:rPr>
-        <w:t xml:space="preserve">What triggers a rescan before the next quarterly cycle?</w:t>
-      </w:r>
-    </w:p>
-    <w:p>
-      <w:pPr>
-        <w:pBdr>
-          <w:bottom w:val="single" w:color="C7D9E2" w:sz="4" w:space="1"/>
-        </w:pBdr>
-        <w:spacing w:after="0" w:before="0" w:line="288" w:lineRule="auto"/>
-      </w:pPr>
-      <w:r>
-        <w:rPr>
-          <w:rFonts w:ascii="Arial" w:cs="Arial" w:eastAsia="Arial" w:hAnsi="Arial"/>
-          <w:color w:val="193448"/>
-          <w:sz w:val="21"/>
-          <w:szCs w:val="21"/>
-        </w:rPr>
-        <w:t xml:space="preserve"> </w:t>
-      </w:r>
-    </w:p>
-    <w:p>
-      <w:pPr>
-        <w:spacing w:after="120" w:before="0"/>
-      </w:pPr>
-      <w:r>
-        <w:rPr>
-          <w:rFonts w:ascii="Arial" w:cs="Arial" w:eastAsia="Arial" w:hAnsi="Arial"/>
-          <w:color w:val="193448"/>
-          <w:sz w:val="8"/>
-          <w:szCs w:val="8"/>
-        </w:rPr>
-        <w:t xml:space="preserve"> </w:t>
-      </w:r>
-    </w:p>
-    <w:p>
-      <w:pPr>
-        <w:pBdr>
-          <w:bottom w:val="single" w:color="C7D9E2" w:sz="4" w:space="1"/>
-        </w:pBdr>
-        <w:spacing w:after="0" w:before="0" w:line="288" w:lineRule="auto"/>
-      </w:pPr>
-      <w:r>
-        <w:rPr>
-          <w:rFonts w:ascii="Arial" w:cs="Arial" w:eastAsia="Arial" w:hAnsi="Arial"/>
-          <w:color w:val="193448"/>
-          <w:sz w:val="21"/>
-          <w:szCs w:val="21"/>
-        </w:rPr>
-        <w:t xml:space="preserve"> </w:t>
-      </w:r>
-    </w:p>
-    <w:p>
-      <w:pPr>
-        <w:spacing w:after="120" w:before="0"/>
-      </w:pPr>
-      <w:r>
-        <w:rPr>
-          <w:rFonts w:ascii="Arial" w:cs="Arial" w:eastAsia="Arial" w:hAnsi="Arial"/>
-          <w:color w:val="193448"/>
-          <w:sz w:val="8"/>
-          <w:szCs w:val="8"/>
-        </w:rPr>
-        <w:t xml:space="preserve"> </w:t>
-      </w:r>
-    </w:p>
-    <w:p>
-      <w:pPr>
-        <w:pBdr>
-          <w:left w:val="single" w:color="20647C" w:sz="18" w:space="8"/>
-        </w:pBdr>
-        <w:shd w:fill="F1F7FA" w:color="auto" w:val="clear"/>
-        <w:spacing w:after="160" w:before="120" w:line="288" w:lineRule="auto"/>
-        <w:ind w:left="160" w:right="160"/>
-      </w:pPr>
-      <w:r>
-        <w:rPr>
-          <w:rFonts w:ascii="Arial" w:cs="Arial" w:eastAsia="Arial" w:hAnsi="Arial"/>
-          <w:b/>
-          <w:bCs/>
-          <w:color w:val="20647C"/>
-          <w:sz w:val="17"/>
-          <w:szCs w:val="17"/>
-        </w:rPr>
-        <w:t xml:space="preserve">REMEMBER  </w:t>
-      </w:r>
-      <w:r>
-        <w:rPr>
-          <w:rFonts w:ascii="Arial" w:cs="Arial" w:eastAsia="Arial" w:hAnsi="Arial"/>
-          <w:color w:val="193448"/>
-          <w:sz w:val="20"/>
-          <w:szCs w:val="20"/>
-        </w:rPr>
-        <w:t xml:space="preserve">Exceptions have owners and review dates.  Rescans follow the DISA quarter and every meaningful change.  The applied GPO state is exported, backed up, and hashed.</w:t>
-      </w:r>
-    </w:p>
-    <w:p>
-      <w:pPr>
-        <w:spacing w:after="60" w:before="0" w:line="288" w:lineRule="auto"/>
-      </w:pPr>
-      <w:hyperlink w:history="1" r:id="rIdfby_39oalxlouvz8knlv5">
-        <w:r>
-          <w:rPr>
-            <w:rFonts w:ascii="Arial" w:cs="Arial" w:eastAsia="Arial" w:hAnsi="Arial"/>
-            <w:color w:val="20647C"/>
-            <w:sz w:val="18"/>
-            <w:szCs w:val="18"/>
-            <w:u w:val="single"/>
-          </w:rPr>
-          <w:t xml:space="preserve">DISA · STIG Group Policy Objects package</w:t>
-        </w:r>
-      </w:hyperlink>
-    </w:p>
-    <w:p>
-      <w:pPr>
-        <w:spacing w:after="60" w:before="0" w:line="288" w:lineRule="auto"/>
-      </w:pPr>
-      <w:hyperlink w:history="1" r:id="rIdkn8bofwo0hipi86c2irop">
-        <w:r>
-          <w:rPr>
-            <w:rFonts w:ascii="Arial" w:cs="Arial" w:eastAsia="Arial" w:hAnsi="Arial"/>
-            <w:color w:val="20647C"/>
-            <w:sz w:val="18"/>
-            <w:szCs w:val="18"/>
-            <w:u w:val="single"/>
-          </w:rPr>
-          <w:t xml:space="preserve">NIST · National Checklist Program (SP 800-70)</w:t>
-        </w:r>
-      </w:hyperlink>
-    </w:p>
-    <w:p>
-      <w:r>
-        <w:br w:type="page"/>
-      </w:r>
-    </w:p>
-    <w:p>
-      <w:pPr>
-        <w:spacing w:after="80" w:before="0" w:line="288" w:lineRule="auto"/>
-      </w:pPr>
-      <w:r>
-        <w:rPr>
-          <w:rFonts w:ascii="Arial" w:cs="Arial" w:eastAsia="Arial" w:hAnsi="Arial"/>
-          <w:b/>
-          <w:bCs/>
-          <w:color w:val="20647C"/>
-          <w:sz w:val="16"/>
-          <w:szCs w:val="16"/>
-        </w:rPr>
-        <w:t xml:space="preserve">COURSE 1.3 / CLOSE OUT</w:t>
-      </w:r>
-    </w:p>
-    <w:p>
-      <w:pPr>
-        <w:pStyle w:val="Heading1"/>
-        <w:spacing w:after="120"/>
-      </w:pPr>
-      <w:bookmarkStart w:name="review" w:id="9"/>
-      <w:r>
-        <w:rPr>
-          <w:rFonts w:ascii="Arial" w:cs="Arial" w:eastAsia="Arial" w:hAnsi="Arial"/>
-          <w:b/>
-          <w:bCs/>
-          <w:color w:val="193448"/>
-          <w:sz w:val="40"/>
-          <w:szCs w:val="40"/>
-        </w:rPr>
-        <w:t xml:space="preserve">Course review and sign-off</w:t>
-      </w:r>
-      <w:bookmarkEnd w:id="9"/>
     </w:p>
     <w:p>
       <w:pPr>
@@ -6885,7 +6906,7 @@
                 <w:sz w:val="19"/>
                 <w:szCs w:val="19"/>
               </w:rPr>
-              <w:t xml:space="preserve">02  Stage the tooling across the air gap</w:t>
+              <w:t xml:space="preserve">02  Learn how Group Policy applies</w:t>
             </w:r>
           </w:p>
         </w:tc>
@@ -6965,7 +6986,7 @@
                 <w:sz w:val="19"/>
                 <w:szCs w:val="19"/>
               </w:rPr>
-              <w:t xml:space="preserve">03  Capture the pre-hardening baseline</w:t>
+              <w:t xml:space="preserve">03  Import and link the DISA GPOs</w:t>
             </w:r>
           </w:p>
         </w:tc>
@@ -7045,7 +7066,7 @@
                 <w:sz w:val="19"/>
                 <w:szCs w:val="19"/>
               </w:rPr>
-              <w:t xml:space="preserve">04  Import and link the DISA GPOs</w:t>
+              <w:t xml:space="preserve">04  Rescan, reconcile, and record</w:t>
             </w:r>
           </w:p>
         </w:tc>
@@ -7125,87 +7146,7 @@
                 <w:sz w:val="19"/>
                 <w:szCs w:val="19"/>
               </w:rPr>
-              <w:t xml:space="preserve">05  Rescan, reconcile, and record</w:t>
-            </w:r>
-          </w:p>
-        </w:tc>
-        <w:tc>
-          <w:tcPr>
-            <w:tcW w:type="dxa" w:w="1800"/>
-            <w:tcMar>
-              <w:top w:type="dxa" w:w="90"/>
-              <w:left w:type="dxa" w:w="120"/>
-              <w:bottom w:type="dxa" w:w="90"/>
-              <w:right w:type="dxa" w:w="120"/>
-            </w:tcMar>
-          </w:tcPr>
-          <w:p>
-            <w:pPr>
-              <w:spacing w:after="0" w:before="0" w:line="288" w:lineRule="auto"/>
-            </w:pPr>
-            <w:r>
-              <w:rPr>
-                <w:rFonts w:ascii="Arial" w:cs="Arial" w:eastAsia="Arial" w:hAnsi="Arial"/>
-                <w:color w:val="526B7E"/>
-                <w:sz w:val="19"/>
-                <w:szCs w:val="19"/>
-              </w:rPr>
-              <w:t xml:space="preserve">☐ yes</w:t>
-            </w:r>
-          </w:p>
-        </w:tc>
-        <w:tc>
-          <w:tcPr>
-            <w:tcW w:type="dxa" w:w="2000"/>
-            <w:tcMar>
-              <w:top w:type="dxa" w:w="90"/>
-              <w:left w:type="dxa" w:w="120"/>
-              <w:bottom w:type="dxa" w:w="90"/>
-              <w:right w:type="dxa" w:w="120"/>
-            </w:tcMar>
-          </w:tcPr>
-          <w:p>
-            <w:pPr>
-              <w:spacing w:after="0" w:before="0" w:line="288" w:lineRule="auto"/>
-            </w:pPr>
-            <w:r>
-              <w:rPr>
-                <w:rFonts w:ascii="Arial" w:cs="Arial" w:eastAsia="Arial" w:hAnsi="Arial"/>
-                <w:color w:val="193448"/>
-                <w:sz w:val="21"/>
-                <w:szCs w:val="21"/>
-              </w:rPr>
-              <w:t xml:space="preserve"> </w:t>
-            </w:r>
-          </w:p>
-        </w:tc>
-      </w:tr>
-      <w:tr>
-        <w:trPr>
-          <w:cantSplit/>
-        </w:trPr>
-        <w:tc>
-          <w:tcPr>
-            <w:tcW w:type="dxa" w:w="5560"/>
-            <w:tcMar>
-              <w:top w:type="dxa" w:w="90"/>
-              <w:left w:type="dxa" w:w="120"/>
-              <w:bottom w:type="dxa" w:w="90"/>
-              <w:right w:type="dxa" w:w="120"/>
-            </w:tcMar>
-          </w:tcPr>
-          <w:p>
-            <w:pPr>
-              <w:spacing w:after="0" w:before="0" w:line="288" w:lineRule="auto"/>
-            </w:pPr>
-            <w:r>
-              <w:rPr>
-                <w:rFonts w:ascii="Arial" w:cs="Arial" w:eastAsia="Arial" w:hAnsi="Arial"/>
-                <w:color w:val="193448"/>
-                <w:sz w:val="19"/>
-                <w:szCs w:val="19"/>
-              </w:rPr>
-              <w:t xml:space="preserve">06  Set the rescan cadence and exception record</w:t>
+              <w:t xml:space="preserve">05  Set the rescan cadence and exception record</w:t>
             </w:r>
           </w:p>
         </w:tc>
@@ -7401,7 +7342,7 @@
           <w:sz w:val="21"/>
           <w:szCs w:val="21"/>
         </w:rPr>
-        <w:t xml:space="preserve">That completes hardening the baseline. Course 1.4 builds the two-tier PKI on this hardened base and runs this cadence's first delta scan.</w:t>
+        <w:t xml:space="preserve">That completes Harden with Group Policy. Course 1.6 builds the two-tier PKI on this hardened base: its domain-joined servers join the Servers OU, where the member-server policies already apply, and its closing rescan of the controllers is this cadence's first change-driven run.</w:t>
       </w:r>
     </w:p>
     <w:p>
@@ -7499,7 +7440,7 @@
         <w:sz w:val="15"/>
         <w:szCs w:val="15"/>
       </w:rPr>
-      <w:t xml:space="preserve">© 2026 Secure By Design Team LLC.   Course 1.3 · Materials edition 1.3     </w:t>
+      <w:t xml:space="preserve">© 2026 Secure By Design Team LLC.   Course 1.5 · Materials edition 2.0     </w:t>
     </w:r>
     <w:r>
       <w:rPr>

--- a/public/training/harden-baseline/SecureByDesign-harden-baseline-Workbook.docx
+++ b/public/training/harden-baseline/SecureByDesign-harden-baseline-Workbook.docx
@@ -5612,7 +5612,7 @@
           <w:sz w:val="20"/>
           <w:szCs w:val="20"/>
         </w:rPr>
-        <w:t xml:space="preserve">Hardening is a state you maintain, not a step you finish. Close the course with an owned exception record and a backed-up policy state, and decide who rescans, when, and which event forces an early look.</w:t>
+        <w:t xml:space="preserve">Hardening is a state you maintain, not a step you finish. Close the course with an owned exception record and a recorded policy state — reports and links, while course 1.19 backs the GPOs up — and decide who rescans, when, and which event forces an early look.</w:t>
       </w:r>
     </w:p>
     <w:p>
@@ -5687,7 +5687,7 @@
           <w:sz w:val="21"/>
           <w:szCs w:val="21"/>
         </w:rPr>
-        <w:t xml:space="preserve">Export and back up the applied policy state as evidence.</w:t>
+        <w:t xml:space="preserve">Export the applied policy state — reports and links — as evidence, leaving the GPO backup to course 1.19.</w:t>
       </w:r>
     </w:p>
     <w:p>
@@ -5762,7 +5762,7 @@
           <w:sz w:val="21"/>
           <w:szCs w:val="21"/>
         </w:rPr>
-        <w:t xml:space="preserve">Back up every GPO, export the Group Policy reports, and export each link beside the backup: restoring a GPO from backup brings back its settings and permissions, not its links. Together they make the applied policy state recoverable and reviewable without a live console.</w:t>
+        <w:t xml:space="preserve">Export the Group Policy reports and each GPO link into C:\Evidence\hardened: the reports make the applied policy state reviewable without a live console, and the link export records where each policy applies — the part a GPO backup never restores, since it brings back settings and permissions, not links. The backup itself belongs to course 1.19, which defines and schedules the backup of every GPO with the rest of the recovery set, so this course sets up no backup job.</w:t>
       </w:r>
     </w:p>
     <w:p>
@@ -5863,23 +5863,7 @@
           <w:sz w:val="18"/>
           <w:szCs w:val="18"/>
         </w:rPr>
-        <w:t xml:space="preserve">New-Item -ItemType Directory C:\Evidence\hardened\gpo-backup -Force | Out-Null</w:t>
-      </w:r>
-    </w:p>
-    <w:p>
-      <w:pPr>
-        <w:shd w:fill="F1F7FA" w:color="auto" w:val="clear"/>
-        <w:spacing w:after="0" w:before="0" w:line="252" w:lineRule="auto"/>
-        <w:ind w:left="160" w:right="160"/>
-      </w:pPr>
-      <w:r>
-        <w:rPr>
-          <w:rFonts w:ascii="Consolas" w:cs="Consolas" w:eastAsia="Consolas" w:hAnsi="Consolas"/>
-          <w:color w:val="193448"/>
-          <w:sz w:val="18"/>
-          <w:szCs w:val="18"/>
-        </w:rPr>
-        <w:t xml:space="preserve">Backup-GPO -All -Path C:\Evidence\hardened\gpo-backup -Comment 'Course 1.5 closing state'</w:t>
+        <w:t xml:space="preserve"># The applied state as records; course 1.19 schedules the GPO backup itself</w:t>
       </w:r>
     </w:p>
     <w:p>
@@ -5973,7 +5957,7 @@
           <w:sz w:val="20"/>
           <w:szCs w:val="20"/>
         </w:rPr>
-        <w:t xml:space="preserve">The exception record has owners, compensating measures and review dates, with a dated copy filed, the GPO set is backed up with its links and reports beside it, the evidence folder is sealed in the manifest with its own hash recorded, and the rescan triggers are written where course 1.6 will meet them.</w:t>
+        <w:t xml:space="preserve">The exception record has owners, compensating measures and review dates, with a dated copy filed, the GPO reports and link export are filed, the evidence folder is sealed in the manifest with its own hash recorded, and the rescan triggers are written where course 1.6 will meet them.</w:t>
       </w:r>
     </w:p>
     <w:p>
@@ -6005,7 +5989,7 @@
           <w:sz w:val="21"/>
           <w:szCs w:val="21"/>
         </w:rPr>
-        <w:t xml:space="preserve">Evidence to keep: Finish the hardening checklist: the living exception record in C:\Evidence and its dated copy, the GPO backup with its link export and report, C:\Evidence\hardened-manifest.csv with its own hash, the cadence, and the named owner of the next review.</w:t>
+        <w:t xml:space="preserve">Evidence to keep: Finish the hardening checklist: the living exception record in C:\Evidence and its dated copy, the GPO report and link export, C:\Evidence\hardened-manifest.csv with its own hash, the cadence, and the named owner of the next review.</w:t>
       </w:r>
     </w:p>
     <w:tbl>
@@ -6552,7 +6536,7 @@
           <w:sz w:val="20"/>
           <w:szCs w:val="20"/>
         </w:rPr>
-        <w:t xml:space="preserve">Exceptions have owners and review dates.  Rescans follow the DISA quarter and every meaningful change.  The applied GPO state is exported, backed up, and hashed.</w:t>
+        <w:t xml:space="preserve">Exceptions have owners and review dates.  Rescans follow the DISA quarter and every meaningful change.  The applied GPO state is reported, its links exported, and both hashed; course 1.19 backs the GPOs up.</w:t>
       </w:r>
     </w:p>
     <w:p>
@@ -6568,7 +6552,7 @@
             <w:szCs w:val="18"/>
             <w:u w:val="single"/>
           </w:rPr>
-          <w:t xml:space="preserve">Microsoft · Back up, restore, migrate, and copy Group Policy Objects</w:t>
+          <w:t xml:space="preserve">Microsoft · Get-GPInheritance</w:t>
         </w:r>
       </w:hyperlink>
     </w:p>
@@ -6585,7 +6569,7 @@
             <w:szCs w:val="18"/>
             <w:u w:val="single"/>
           </w:rPr>
-          <w:t xml:space="preserve">Microsoft · Backup-GPO</w:t>
+          <w:t xml:space="preserve">Microsoft · Back up, restore, migrate, and copy Group Policy Objects</w:t>
         </w:r>
       </w:hyperlink>
     </w:p>
